--- a/SanPhamBanGiao/2_LuocDo_DataDictionary/data_dictionary.docx
+++ b/SanPhamBanGiao/2_LuocDo_DataDictionary/data_dictionary.docx
@@ -21,7 +21,7 @@
       <w:r>
         <w:rPr>
           <w:rFonts w:ascii="Consolas" w:hAnsi="Consolas"/>
-          <w:color w:val="8B1A1A"/>
+          <w:color w:val="000000"/>
           <w:sz w:val="19"/>
         </w:rPr>
         <w:t>tao_data_dictionary.py</w:t>
@@ -32,7 +32,7 @@
       <w:r>
         <w:rPr>
           <w:rFonts w:ascii="Consolas" w:hAnsi="Consolas"/>
-          <w:color w:val="8B1A1A"/>
+          <w:color w:val="000000"/>
           <w:sz w:val="19"/>
         </w:rPr>
         <w:t>mdl.schema</w:t>
@@ -43,7 +43,7 @@
       <w:r>
         <w:rPr>
           <w:rFonts w:ascii="Consolas" w:hAnsi="Consolas"/>
-          <w:color w:val="8B1A1A"/>
+          <w:color w:val="000000"/>
           <w:sz w:val="19"/>
         </w:rPr>
         <w:t>đầy đủ</w:t>
@@ -54,7 +54,7 @@
       <w:r>
         <w:rPr>
           <w:rFonts w:ascii="Consolas" w:hAnsi="Consolas"/>
-          <w:color w:val="8B1A1A"/>
+          <w:color w:val="000000"/>
           <w:sz w:val="19"/>
         </w:rPr>
         <w:t>(record_id, source_version)</w:t>
@@ -65,7 +65,7 @@
       <w:r>
         <w:rPr>
           <w:rFonts w:ascii="Consolas" w:hAnsi="Consolas"/>
-          <w:color w:val="8B1A1A"/>
+          <w:color w:val="000000"/>
           <w:sz w:val="19"/>
         </w:rPr>
         <w:t>source/source_version</w:t>
@@ -102,7 +102,7 @@
         <w:tc>
           <w:tcPr>
             <w:tcW w:type="dxa" w:w="1218"/>
-            <w:shd w:val="clear" w:color="auto" w:fill="D9E2F3"/>
+            <w:shd w:val="clear" w:color="auto" w:fill="E7E6E6"/>
           </w:tcPr>
           <w:p>
             <w:r>
@@ -122,7 +122,7 @@
         <w:tc>
           <w:tcPr>
             <w:tcW w:type="dxa" w:w="1218"/>
-            <w:shd w:val="clear" w:color="auto" w:fill="D9E2F3"/>
+            <w:shd w:val="clear" w:color="auto" w:fill="E7E6E6"/>
           </w:tcPr>
           <w:p>
             <w:r>
@@ -142,7 +142,7 @@
         <w:tc>
           <w:tcPr>
             <w:tcW w:type="dxa" w:w="1218"/>
-            <w:shd w:val="clear" w:color="auto" w:fill="D9E2F3"/>
+            <w:shd w:val="clear" w:color="auto" w:fill="E7E6E6"/>
           </w:tcPr>
           <w:p>
             <w:r>
@@ -162,7 +162,7 @@
         <w:tc>
           <w:tcPr>
             <w:tcW w:type="dxa" w:w="1218"/>
-            <w:shd w:val="clear" w:color="auto" w:fill="D9E2F3"/>
+            <w:shd w:val="clear" w:color="auto" w:fill="E7E6E6"/>
           </w:tcPr>
           <w:p>
             <w:r>
@@ -182,7 +182,7 @@
         <w:tc>
           <w:tcPr>
             <w:tcW w:type="dxa" w:w="1218"/>
-            <w:shd w:val="clear" w:color="auto" w:fill="D9E2F3"/>
+            <w:shd w:val="clear" w:color="auto" w:fill="E7E6E6"/>
           </w:tcPr>
           <w:p>
             <w:r>
@@ -202,7 +202,7 @@
         <w:tc>
           <w:tcPr>
             <w:tcW w:type="dxa" w:w="1218"/>
-            <w:shd w:val="clear" w:color="auto" w:fill="D9E2F3"/>
+            <w:shd w:val="clear" w:color="auto" w:fill="E7E6E6"/>
           </w:tcPr>
           <w:p>
             <w:r>
@@ -222,7 +222,7 @@
         <w:tc>
           <w:tcPr>
             <w:tcW w:type="dxa" w:w="1218"/>
-            <w:shd w:val="clear" w:color="auto" w:fill="D9E2F3"/>
+            <w:shd w:val="clear" w:color="auto" w:fill="E7E6E6"/>
           </w:tcPr>
           <w:p>
             <w:r>
@@ -242,7 +242,7 @@
         <w:tc>
           <w:tcPr>
             <w:tcW w:type="dxa" w:w="1218"/>
-            <w:shd w:val="clear" w:color="auto" w:fill="D9E2F3"/>
+            <w:shd w:val="clear" w:color="auto" w:fill="E7E6E6"/>
           </w:tcPr>
           <w:p>
             <w:r>
@@ -284,7 +284,7 @@
             <w:r>
               <w:rPr>
                 <w:rFonts w:ascii="Consolas" w:hAnsi="Consolas"/>
-                <w:color w:val="8B1A1A"/>
+                <w:color w:val="000000"/>
                 <w:sz w:val="18"/>
               </w:rPr>
               <w:t>record_id</w:t>
@@ -370,7 +370,7 @@
             <w:r>
               <w:rPr>
                 <w:rFonts w:ascii="Consolas" w:hAnsi="Consolas"/>
-                <w:color w:val="8B1A1A"/>
+                <w:color w:val="000000"/>
                 <w:sz w:val="18"/>
               </w:rPr>
               <w:t>00000378dc968485995d</w:t>
@@ -402,7 +402,7 @@
             <w:r>
               <w:rPr>
                 <w:rFonts w:ascii="Consolas" w:hAnsi="Consolas"/>
-                <w:color w:val="8B1A1A"/>
+                <w:color w:val="000000"/>
                 <w:sz w:val="18"/>
               </w:rPr>
               <w:t>source</w:t>
@@ -488,7 +488,7 @@
             <w:r>
               <w:rPr>
                 <w:rFonts w:ascii="Consolas" w:hAnsi="Consolas"/>
-                <w:color w:val="8B1A1A"/>
+                <w:color w:val="000000"/>
                 <w:sz w:val="18"/>
               </w:rPr>
               <w:t>numinamath</w:t>
@@ -520,7 +520,7 @@
             <w:r>
               <w:rPr>
                 <w:rFonts w:ascii="Consolas" w:hAnsi="Consolas"/>
-                <w:color w:val="8B1A1A"/>
+                <w:color w:val="000000"/>
                 <w:sz w:val="18"/>
               </w:rPr>
               <w:t>source_version</w:t>
@@ -606,7 +606,7 @@
             <w:r>
               <w:rPr>
                 <w:rFonts w:ascii="Consolas" w:hAnsi="Consolas"/>
-                <w:color w:val="8B1A1A"/>
+                <w:color w:val="000000"/>
                 <w:sz w:val="18"/>
               </w:rPr>
               <w:t>hf-9d8d210c</w:t>
@@ -638,7 +638,7 @@
             <w:r>
               <w:rPr>
                 <w:rFonts w:ascii="Consolas" w:hAnsi="Consolas"/>
-                <w:color w:val="8B1A1A"/>
+                <w:color w:val="000000"/>
                 <w:sz w:val="18"/>
               </w:rPr>
               <w:t>source_record_key</w:t>
@@ -724,7 +724,7 @@
             <w:r>
               <w:rPr>
                 <w:rFonts w:ascii="Consolas" w:hAnsi="Consolas"/>
-                <w:color w:val="8B1A1A"/>
+                <w:color w:val="000000"/>
                 <w:sz w:val="18"/>
               </w:rPr>
               <w:t>train-00000-of-00005:78817</w:t>
@@ -756,7 +756,7 @@
             <w:r>
               <w:rPr>
                 <w:rFonts w:ascii="Consolas" w:hAnsi="Consolas"/>
-                <w:color w:val="8B1A1A"/>
+                <w:color w:val="000000"/>
                 <w:sz w:val="18"/>
               </w:rPr>
               <w:t>record_type</w:t>
@@ -842,7 +842,7 @@
             <w:r>
               <w:rPr>
                 <w:rFonts w:ascii="Consolas" w:hAnsi="Consolas"/>
-                <w:color w:val="8B1A1A"/>
+                <w:color w:val="000000"/>
                 <w:sz w:val="18"/>
               </w:rPr>
               <w:t>problem_solution</w:t>
@@ -874,7 +874,7 @@
             <w:r>
               <w:rPr>
                 <w:rFonts w:ascii="Consolas" w:hAnsi="Consolas"/>
-                <w:color w:val="8B1A1A"/>
+                <w:color w:val="000000"/>
                 <w:sz w:val="18"/>
               </w:rPr>
               <w:t>split</w:t>
@@ -960,7 +960,7 @@
             <w:r>
               <w:rPr>
                 <w:rFonts w:ascii="Consolas" w:hAnsi="Consolas"/>
-                <w:color w:val="8B1A1A"/>
+                <w:color w:val="000000"/>
                 <w:sz w:val="18"/>
               </w:rPr>
               <w:t>train</w:t>
@@ -992,7 +992,7 @@
             <w:r>
               <w:rPr>
                 <w:rFonts w:ascii="Consolas" w:hAnsi="Consolas"/>
-                <w:color w:val="8B1A1A"/>
+                <w:color w:val="000000"/>
                 <w:sz w:val="18"/>
               </w:rPr>
               <w:t>subset</w:t>
@@ -1078,7 +1078,7 @@
             <w:r>
               <w:rPr>
                 <w:rFonts w:ascii="Consolas" w:hAnsi="Consolas"/>
-                <w:color w:val="8B1A1A"/>
+                <w:color w:val="000000"/>
                 <w:sz w:val="18"/>
               </w:rPr>
               <w:t>cn_k12</w:t>
@@ -1110,7 +1110,7 @@
             <w:r>
               <w:rPr>
                 <w:rFonts w:ascii="Consolas" w:hAnsi="Consolas"/>
-                <w:color w:val="8B1A1A"/>
+                <w:color w:val="000000"/>
                 <w:sz w:val="18"/>
               </w:rPr>
               <w:t>nl_problem</w:t>
@@ -1196,7 +1196,7 @@
             <w:r>
               <w:rPr>
                 <w:rFonts w:ascii="Consolas" w:hAnsi="Consolas"/>
-                <w:color w:val="8B1A1A"/>
+                <w:color w:val="000000"/>
                 <w:sz w:val="18"/>
               </w:rPr>
               <w:t>Given that $a\_i &gt; 0 (i=1,2,…,n)$, examine the following inequalities: \[①a\_1 \cdot \frac…</w:t>
@@ -1228,7 +1228,7 @@
             <w:r>
               <w:rPr>
                 <w:rFonts w:ascii="Consolas" w:hAnsi="Consolas"/>
-                <w:color w:val="8B1A1A"/>
+                <w:color w:val="000000"/>
                 <w:sz w:val="18"/>
               </w:rPr>
               <w:t>nl_solution</w:t>
@@ -1314,7 +1314,7 @@
             <w:r>
               <w:rPr>
                 <w:rFonts w:ascii="Consolas" w:hAnsi="Consolas"/>
-                <w:color w:val="8B1A1A"/>
+                <w:color w:val="000000"/>
                 <w:sz w:val="18"/>
               </w:rPr>
               <w:t>**Conclusion**: $(a\_1+a\_2+…+a\_n)(\frac {1}{a\_1} + \frac {1}{a\_2} +…+ \frac {1}{a\_n})…</w:t>
@@ -1346,7 +1346,7 @@
             <w:r>
               <w:rPr>
                 <w:rFonts w:ascii="Consolas" w:hAnsi="Consolas"/>
-                <w:color w:val="8B1A1A"/>
+                <w:color w:val="000000"/>
                 <w:sz w:val="18"/>
               </w:rPr>
               <w:t>formal_language</w:t>
@@ -1432,7 +1432,7 @@
             <w:r>
               <w:rPr>
                 <w:rFonts w:ascii="Consolas" w:hAnsi="Consolas"/>
-                <w:color w:val="8B1A1A"/>
+                <w:color w:val="000000"/>
                 <w:sz w:val="18"/>
               </w:rPr>
               <w:t>lean4</w:t>
@@ -1464,7 +1464,7 @@
             <w:r>
               <w:rPr>
                 <w:rFonts w:ascii="Consolas" w:hAnsi="Consolas"/>
-                <w:color w:val="8B1A1A"/>
+                <w:color w:val="000000"/>
                 <w:sz w:val="18"/>
               </w:rPr>
               <w:t>formal_statement</w:t>
@@ -1550,7 +1550,7 @@
             <w:r>
               <w:rPr>
                 <w:rFonts w:ascii="Consolas" w:hAnsi="Consolas"/>
-                <w:color w:val="8B1A1A"/>
+                <w:color w:val="000000"/>
                 <w:sz w:val="18"/>
               </w:rPr>
               <w:t>@[simp] lemma deleteEdges_adj : (G.deleteEdges s).Adj v w ↔ G.Adj v w ∧ ¬s(v, w) ∈ s</w:t>
@@ -1582,7 +1582,7 @@
             <w:r>
               <w:rPr>
                 <w:rFonts w:ascii="Consolas" w:hAnsi="Consolas"/>
-                <w:color w:val="8B1A1A"/>
+                <w:color w:val="000000"/>
                 <w:sz w:val="18"/>
               </w:rPr>
               <w:t>formal_proof</w:t>
@@ -1668,7 +1668,7 @@
             <w:r>
               <w:rPr>
                 <w:rFonts w:ascii="Consolas" w:hAnsi="Consolas"/>
-                <w:color w:val="8B1A1A"/>
+                <w:color w:val="000000"/>
                 <w:sz w:val="18"/>
               </w:rPr>
               <w:t>simp only [oangle, map_neg] convert Complex.arg_neg_coe_angle _ exact o.kahler_ne_zero hx …</w:t>
@@ -1700,7 +1700,7 @@
             <w:r>
               <w:rPr>
                 <w:rFonts w:ascii="Consolas" w:hAnsi="Consolas"/>
-                <w:color w:val="8B1A1A"/>
+                <w:color w:val="000000"/>
                 <w:sz w:val="18"/>
               </w:rPr>
               <w:t>formal_header</w:t>
@@ -1786,7 +1786,7 @@
             <w:r>
               <w:rPr>
                 <w:rFonts w:ascii="Consolas" w:hAnsi="Consolas"/>
-                <w:color w:val="8B1A1A"/>
+                <w:color w:val="000000"/>
                 <w:sz w:val="18"/>
               </w:rPr>
               <w:t>Mathlib/Data/Sym/Sym2.lean Mathlib/Data/Rel.lean .lake/packages/lean4/src/lean/Init.lean M…</w:t>
@@ -1818,7 +1818,7 @@
             <w:r>
               <w:rPr>
                 <w:rFonts w:ascii="Consolas" w:hAnsi="Consolas"/>
-                <w:color w:val="8B1A1A"/>
+                <w:color w:val="000000"/>
                 <w:sz w:val="18"/>
               </w:rPr>
               <w:t>formal_goal</w:t>
@@ -1904,7 +1904,7 @@
             <w:r>
               <w:rPr>
                 <w:rFonts w:ascii="Consolas" w:hAnsi="Consolas"/>
-                <w:color w:val="8B1A1A"/>
+                <w:color w:val="000000"/>
                 <w:sz w:val="18"/>
               </w:rPr>
               <w:t>V : Type u_1 V' : Type u_2 inst✝⁵ : NormedAddCommGroup V inst✝⁴ : NormedAddCommGroup V' in…</w:t>
@@ -1936,7 +1936,7 @@
             <w:r>
               <w:rPr>
                 <w:rFonts w:ascii="Consolas" w:hAnsi="Consolas"/>
-                <w:color w:val="8B1A1A"/>
+                <w:color w:val="000000"/>
                 <w:sz w:val="18"/>
               </w:rPr>
               <w:t>lean_full_name</w:t>
@@ -2022,7 +2022,7 @@
             <w:r>
               <w:rPr>
                 <w:rFonts w:ascii="Consolas" w:hAnsi="Consolas"/>
-                <w:color w:val="8B1A1A"/>
+                <w:color w:val="000000"/>
                 <w:sz w:val="18"/>
               </w:rPr>
               <w:t>SimpleGraph.deleteEdges_adj</w:t>
@@ -2054,7 +2054,7 @@
             <w:r>
               <w:rPr>
                 <w:rFonts w:ascii="Consolas" w:hAnsi="Consolas"/>
-                <w:color w:val="8B1A1A"/>
+                <w:color w:val="000000"/>
                 <w:sz w:val="18"/>
               </w:rPr>
               <w:t>lean_file_path</w:t>
@@ -2140,7 +2140,7 @@
             <w:r>
               <w:rPr>
                 <w:rFonts w:ascii="Consolas" w:hAnsi="Consolas"/>
-                <w:color w:val="8B1A1A"/>
+                <w:color w:val="000000"/>
                 <w:sz w:val="18"/>
               </w:rPr>
               <w:t>Mathlib/Combinatorics/SimpleGraph/Basic.lean</w:t>
@@ -2172,7 +2172,7 @@
             <w:r>
               <w:rPr>
                 <w:rFonts w:ascii="Consolas" w:hAnsi="Consolas"/>
-                <w:color w:val="8B1A1A"/>
+                <w:color w:val="000000"/>
                 <w:sz w:val="18"/>
               </w:rPr>
               <w:t>lean_start_line</w:t>
@@ -2258,7 +2258,7 @@
             <w:r>
               <w:rPr>
                 <w:rFonts w:ascii="Consolas" w:hAnsi="Consolas"/>
-                <w:color w:val="8B1A1A"/>
+                <w:color w:val="000000"/>
                 <w:sz w:val="18"/>
               </w:rPr>
               <w:t>926</w:t>
@@ -2290,7 +2290,7 @@
             <w:r>
               <w:rPr>
                 <w:rFonts w:ascii="Consolas" w:hAnsi="Consolas"/>
-                <w:color w:val="8B1A1A"/>
+                <w:color w:val="000000"/>
                 <w:sz w:val="18"/>
               </w:rPr>
               <w:t>lean_end_line</w:t>
@@ -2376,7 +2376,7 @@
             <w:r>
               <w:rPr>
                 <w:rFonts w:ascii="Consolas" w:hAnsi="Consolas"/>
-                <w:color w:val="8B1A1A"/>
+                <w:color w:val="000000"/>
                 <w:sz w:val="18"/>
               </w:rPr>
               <w:t>927</w:t>
@@ -2408,7 +2408,7 @@
             <w:r>
               <w:rPr>
                 <w:rFonts w:ascii="Consolas" w:hAnsi="Consolas"/>
-                <w:color w:val="8B1A1A"/>
+                <w:color w:val="000000"/>
                 <w:sz w:val="18"/>
               </w:rPr>
               <w:t>tactics</w:t>
@@ -2494,7 +2494,7 @@
             <w:r>
               <w:rPr>
                 <w:rFonts w:ascii="Consolas" w:hAnsi="Consolas"/>
-                <w:color w:val="8B1A1A"/>
+                <w:color w:val="000000"/>
                 <w:sz w:val="18"/>
               </w:rPr>
               <w:t>[]</w:t>
@@ -2526,7 +2526,7 @@
             <w:r>
               <w:rPr>
                 <w:rFonts w:ascii="Consolas" w:hAnsi="Consolas"/>
-                <w:color w:val="8B1A1A"/>
+                <w:color w:val="000000"/>
                 <w:sz w:val="18"/>
               </w:rPr>
               <w:t>premises</w:t>
@@ -2612,7 +2612,7 @@
             <w:r>
               <w:rPr>
                 <w:rFonts w:ascii="Consolas" w:hAnsi="Consolas"/>
-                <w:color w:val="8B1A1A"/>
+                <w:color w:val="000000"/>
                 <w:sz w:val="18"/>
               </w:rPr>
               <w:t>[]</w:t>
@@ -2644,7 +2644,7 @@
             <w:r>
               <w:rPr>
                 <w:rFonts w:ascii="Consolas" w:hAnsi="Consolas"/>
-                <w:color w:val="8B1A1A"/>
+                <w:color w:val="000000"/>
                 <w:sz w:val="18"/>
               </w:rPr>
               <w:t>num_tactics</w:t>
@@ -2730,7 +2730,7 @@
             <w:r>
               <w:rPr>
                 <w:rFonts w:ascii="Consolas" w:hAnsi="Consolas"/>
-                <w:color w:val="8B1A1A"/>
+                <w:color w:val="000000"/>
                 <w:sz w:val="18"/>
               </w:rPr>
               <w:t>0</w:t>
@@ -2762,7 +2762,7 @@
             <w:r>
               <w:rPr>
                 <w:rFonts w:ascii="Consolas" w:hAnsi="Consolas"/>
-                <w:color w:val="8B1A1A"/>
+                <w:color w:val="000000"/>
                 <w:sz w:val="18"/>
               </w:rPr>
               <w:t>has_text</w:t>
@@ -2848,7 +2848,7 @@
             <w:r>
               <w:rPr>
                 <w:rFonts w:ascii="Consolas" w:hAnsi="Consolas"/>
-                <w:color w:val="8B1A1A"/>
+                <w:color w:val="000000"/>
                 <w:sz w:val="18"/>
               </w:rPr>
               <w:t>true</w:t>
@@ -2880,7 +2880,7 @@
             <w:r>
               <w:rPr>
                 <w:rFonts w:ascii="Consolas" w:hAnsi="Consolas"/>
-                <w:color w:val="8B1A1A"/>
+                <w:color w:val="000000"/>
                 <w:sz w:val="18"/>
               </w:rPr>
               <w:t>has_latex</w:t>
@@ -2966,7 +2966,7 @@
             <w:r>
               <w:rPr>
                 <w:rFonts w:ascii="Consolas" w:hAnsi="Consolas"/>
-                <w:color w:val="8B1A1A"/>
+                <w:color w:val="000000"/>
                 <w:sz w:val="18"/>
               </w:rPr>
               <w:t>true</w:t>
@@ -2998,7 +2998,7 @@
             <w:r>
               <w:rPr>
                 <w:rFonts w:ascii="Consolas" w:hAnsi="Consolas"/>
-                <w:color w:val="8B1A1A"/>
+                <w:color w:val="000000"/>
                 <w:sz w:val="18"/>
               </w:rPr>
               <w:t>has_lean</w:t>
@@ -3084,7 +3084,7 @@
             <w:r>
               <w:rPr>
                 <w:rFonts w:ascii="Consolas" w:hAnsi="Consolas"/>
-                <w:color w:val="8B1A1A"/>
+                <w:color w:val="000000"/>
                 <w:sz w:val="18"/>
               </w:rPr>
               <w:t>false</w:t>
@@ -3116,7 +3116,7 @@
             <w:r>
               <w:rPr>
                 <w:rFonts w:ascii="Consolas" w:hAnsi="Consolas"/>
-                <w:color w:val="8B1A1A"/>
+                <w:color w:val="000000"/>
                 <w:sz w:val="18"/>
               </w:rPr>
               <w:t>latex_count</w:t>
@@ -3202,7 +3202,7 @@
             <w:r>
               <w:rPr>
                 <w:rFonts w:ascii="Consolas" w:hAnsi="Consolas"/>
-                <w:color w:val="8B1A1A"/>
+                <w:color w:val="000000"/>
                 <w:sz w:val="18"/>
               </w:rPr>
               <w:t>20</w:t>
@@ -3234,7 +3234,7 @@
             <w:r>
               <w:rPr>
                 <w:rFonts w:ascii="Consolas" w:hAnsi="Consolas"/>
-                <w:color w:val="8B1A1A"/>
+                <w:color w:val="000000"/>
                 <w:sz w:val="18"/>
               </w:rPr>
               <w:t>content_sha256</w:t>
@@ -3320,7 +3320,7 @@
             <w:r>
               <w:rPr>
                 <w:rFonts w:ascii="Consolas" w:hAnsi="Consolas"/>
-                <w:color w:val="8B1A1A"/>
+                <w:color w:val="000000"/>
                 <w:sz w:val="18"/>
               </w:rPr>
               <w:t>701a4c2175b2748bf67d94e3908ee8db642107f9126a62d289d040aa9490a1aa</w:t>
@@ -3352,7 +3352,7 @@
             <w:r>
               <w:rPr>
                 <w:rFonts w:ascii="Consolas" w:hAnsi="Consolas"/>
-                <w:color w:val="8B1A1A"/>
+                <w:color w:val="000000"/>
                 <w:sz w:val="18"/>
               </w:rPr>
               <w:t>quality_flags</w:t>
@@ -3438,7 +3438,7 @@
             <w:r>
               <w:rPr>
                 <w:rFonts w:ascii="Consolas" w:hAnsi="Consolas"/>
-                <w:color w:val="8B1A1A"/>
+                <w:color w:val="000000"/>
                 <w:sz w:val="18"/>
               </w:rPr>
               <w:t>[]</w:t>
@@ -3470,7 +3470,7 @@
             <w:r>
               <w:rPr>
                 <w:rFonts w:ascii="Consolas" w:hAnsi="Consolas"/>
-                <w:color w:val="8B1A1A"/>
+                <w:color w:val="000000"/>
                 <w:sz w:val="18"/>
               </w:rPr>
               <w:t>extra_json</w:t>
@@ -3556,7 +3556,7 @@
             <w:r>
               <w:rPr>
                 <w:rFonts w:ascii="Consolas" w:hAnsi="Consolas"/>
-                <w:color w:val="8B1A1A"/>
+                <w:color w:val="000000"/>
                 <w:sz w:val="18"/>
               </w:rPr>
               <w:t>{"commit":"29dcec074de168ac2bf835a77ef68bbe069194c5","end":[927,50],"split_novel_premises"…</w:t>
@@ -3588,7 +3588,7 @@
             <w:r>
               <w:rPr>
                 <w:rFonts w:ascii="Consolas" w:hAnsi="Consolas"/>
-                <w:color w:val="8B1A1A"/>
+                <w:color w:val="000000"/>
                 <w:sz w:val="18"/>
               </w:rPr>
               <w:t>raw_uri</w:t>
@@ -3674,7 +3674,7 @@
             <w:r>
               <w:rPr>
                 <w:rFonts w:ascii="Consolas" w:hAnsi="Consolas"/>
-                <w:color w:val="8B1A1A"/>
+                <w:color w:val="000000"/>
                 <w:sz w:val="18"/>
               </w:rPr>
               <w:t>raw/numinamath/train-00000-of-00005.parquet</w:t>
@@ -3706,7 +3706,7 @@
             <w:r>
               <w:rPr>
                 <w:rFonts w:ascii="Consolas" w:hAnsi="Consolas"/>
-                <w:color w:val="8B1A1A"/>
+                <w:color w:val="000000"/>
                 <w:sz w:val="18"/>
               </w:rPr>
               <w:t>raw_row</w:t>
@@ -3792,7 +3792,7 @@
             <w:r>
               <w:rPr>
                 <w:rFonts w:ascii="Consolas" w:hAnsi="Consolas"/>
-                <w:color w:val="8B1A1A"/>
+                <w:color w:val="000000"/>
                 <w:sz w:val="18"/>
               </w:rPr>
               <w:t>78817</w:t>
@@ -3824,7 +3824,7 @@
             <w:r>
               <w:rPr>
                 <w:rFonts w:ascii="Consolas" w:hAnsi="Consolas"/>
-                <w:color w:val="8B1A1A"/>
+                <w:color w:val="000000"/>
                 <w:sz w:val="18"/>
               </w:rPr>
               <w:t>raw_sha256</w:t>
@@ -3910,7 +3910,7 @@
             <w:r>
               <w:rPr>
                 <w:rFonts w:ascii="Consolas" w:hAnsi="Consolas"/>
-                <w:color w:val="8B1A1A"/>
+                <w:color w:val="000000"/>
                 <w:sz w:val="18"/>
               </w:rPr>
               <w:t>25c0fa2ca96dd8078470ad1bbc439d0d211fd8b7d22e04abf7f61e9be9bf9ec3</w:t>
@@ -3942,7 +3942,7 @@
             <w:r>
               <w:rPr>
                 <w:rFonts w:ascii="Consolas" w:hAnsi="Consolas"/>
-                <w:color w:val="8B1A1A"/>
+                <w:color w:val="000000"/>
                 <w:sz w:val="18"/>
               </w:rPr>
               <w:t>license</w:t>
@@ -4028,7 +4028,7 @@
             <w:r>
               <w:rPr>
                 <w:rFonts w:ascii="Consolas" w:hAnsi="Consolas"/>
-                <w:color w:val="8B1A1A"/>
+                <w:color w:val="000000"/>
                 <w:sz w:val="18"/>
               </w:rPr>
               <w:t>Apache-2.0</w:t>
@@ -4060,7 +4060,7 @@
             <w:r>
               <w:rPr>
                 <w:rFonts w:ascii="Consolas" w:hAnsi="Consolas"/>
-                <w:color w:val="8B1A1A"/>
+                <w:color w:val="000000"/>
                 <w:sz w:val="18"/>
               </w:rPr>
               <w:t>source_url</w:t>
@@ -4146,7 +4146,7 @@
             <w:r>
               <w:rPr>
                 <w:rFonts w:ascii="Consolas" w:hAnsi="Consolas"/>
-                <w:color w:val="8B1A1A"/>
+                <w:color w:val="000000"/>
                 <w:sz w:val="18"/>
               </w:rPr>
               <w:t>https://huggingface.co/datasets/AI-MO/NuminaMath-CoT</w:t>
@@ -4178,7 +4178,7 @@
             <w:r>
               <w:rPr>
                 <w:rFonts w:ascii="Consolas" w:hAnsi="Consolas"/>
-                <w:color w:val="8B1A1A"/>
+                <w:color w:val="000000"/>
                 <w:sz w:val="18"/>
               </w:rPr>
               <w:t>downloaded_at</w:t>
@@ -4264,7 +4264,7 @@
             <w:r>
               <w:rPr>
                 <w:rFonts w:ascii="Consolas" w:hAnsi="Consolas"/>
-                <w:color w:val="8B1A1A"/>
+                <w:color w:val="000000"/>
                 <w:sz w:val="18"/>
               </w:rPr>
               <w:t>2026-10-21T09:36:34+00:00</w:t>
@@ -4296,7 +4296,7 @@
             <w:r>
               <w:rPr>
                 <w:rFonts w:ascii="Consolas" w:hAnsi="Consolas"/>
-                <w:color w:val="8B1A1A"/>
+                <w:color w:val="000000"/>
                 <w:sz w:val="18"/>
               </w:rPr>
               <w:t>ingest_run_id</w:t>
@@ -4382,7 +4382,7 @@
             <w:r>
               <w:rPr>
                 <w:rFonts w:ascii="Consolas" w:hAnsi="Consolas"/>
-                <w:color w:val="8B1A1A"/>
+                <w:color w:val="000000"/>
                 <w:sz w:val="18"/>
               </w:rPr>
               <w:t>cli-etl</w:t>
@@ -4414,7 +4414,7 @@
             <w:r>
               <w:rPr>
                 <w:rFonts w:ascii="Consolas" w:hAnsi="Consolas"/>
-                <w:color w:val="8B1A1A"/>
+                <w:color w:val="000000"/>
                 <w:sz w:val="18"/>
               </w:rPr>
               <w:t>pipeline_version</w:t>
@@ -4500,7 +4500,7 @@
             <w:r>
               <w:rPr>
                 <w:rFonts w:ascii="Consolas" w:hAnsi="Consolas"/>
-                <w:color w:val="8B1A1A"/>
+                <w:color w:val="000000"/>
                 <w:sz w:val="18"/>
               </w:rPr>
               <w:t>1.0.0</w:t>
@@ -4532,7 +4532,7 @@
             <w:r>
               <w:rPr>
                 <w:rFonts w:ascii="Consolas" w:hAnsi="Consolas"/>
-                <w:color w:val="8B1A1A"/>
+                <w:color w:val="000000"/>
                 <w:sz w:val="18"/>
               </w:rPr>
               <w:t>schema_version</w:t>
@@ -4618,7 +4618,7 @@
             <w:r>
               <w:rPr>
                 <w:rFonts w:ascii="Consolas" w:hAnsi="Consolas"/>
-                <w:color w:val="8B1A1A"/>
+                <w:color w:val="000000"/>
                 <w:sz w:val="18"/>
               </w:rPr>
               <w:t>1.0</w:t>
@@ -4652,7 +4652,7 @@
         <w:tc>
           <w:tcPr>
             <w:tcW w:type="dxa" w:w="2436"/>
-            <w:shd w:val="clear" w:color="auto" w:fill="D9E2F3"/>
+            <w:shd w:val="clear" w:color="auto" w:fill="E7E6E6"/>
           </w:tcPr>
           <w:p>
             <w:r>
@@ -4672,7 +4672,7 @@
         <w:tc>
           <w:tcPr>
             <w:tcW w:type="dxa" w:w="2436"/>
-            <w:shd w:val="clear" w:color="auto" w:fill="D9E2F3"/>
+            <w:shd w:val="clear" w:color="auto" w:fill="E7E6E6"/>
           </w:tcPr>
           <w:p>
             <w:r>
@@ -4692,7 +4692,7 @@
         <w:tc>
           <w:tcPr>
             <w:tcW w:type="dxa" w:w="2436"/>
-            <w:shd w:val="clear" w:color="auto" w:fill="D9E2F3"/>
+            <w:shd w:val="clear" w:color="auto" w:fill="E7E6E6"/>
           </w:tcPr>
           <w:p>
             <w:r>
@@ -4712,7 +4712,7 @@
         <w:tc>
           <w:tcPr>
             <w:tcW w:type="dxa" w:w="2436"/>
-            <w:shd w:val="clear" w:color="auto" w:fill="D9E2F3"/>
+            <w:shd w:val="clear" w:color="auto" w:fill="E7E6E6"/>
           </w:tcPr>
           <w:p>
             <w:r>
@@ -4740,7 +4740,7 @@
             <w:r>
               <w:rPr>
                 <w:rFonts w:ascii="Consolas" w:hAnsi="Consolas"/>
-                <w:color w:val="8B1A1A"/>
+                <w:color w:val="000000"/>
                 <w:sz w:val="20"/>
               </w:rPr>
               <w:t>record_id</w:t>
@@ -4800,7 +4800,7 @@
             <w:r>
               <w:rPr>
                 <w:rFonts w:ascii="Consolas" w:hAnsi="Consolas"/>
-                <w:color w:val="8B1A1A"/>
+                <w:color w:val="000000"/>
                 <w:sz w:val="20"/>
               </w:rPr>
               <w:t>source_record_key</w:t>
@@ -4860,7 +4860,7 @@
             <w:r>
               <w:rPr>
                 <w:rFonts w:ascii="Consolas" w:hAnsi="Consolas"/>
-                <w:color w:val="8B1A1A"/>
+                <w:color w:val="000000"/>
                 <w:sz w:val="20"/>
               </w:rPr>
               <w:t>split</w:t>
@@ -4920,7 +4920,7 @@
             <w:r>
               <w:rPr>
                 <w:rFonts w:ascii="Consolas" w:hAnsi="Consolas"/>
-                <w:color w:val="8B1A1A"/>
+                <w:color w:val="000000"/>
                 <w:sz w:val="20"/>
               </w:rPr>
               <w:t>subset</w:t>
@@ -4980,7 +4980,7 @@
             <w:r>
               <w:rPr>
                 <w:rFonts w:ascii="Consolas" w:hAnsi="Consolas"/>
-                <w:color w:val="8B1A1A"/>
+                <w:color w:val="000000"/>
                 <w:sz w:val="20"/>
               </w:rPr>
               <w:t>nl_problem</w:t>
@@ -5040,7 +5040,7 @@
             <w:r>
               <w:rPr>
                 <w:rFonts w:ascii="Consolas" w:hAnsi="Consolas"/>
-                <w:color w:val="8B1A1A"/>
+                <w:color w:val="000000"/>
                 <w:sz w:val="20"/>
               </w:rPr>
               <w:t>nl_solution</w:t>
@@ -5100,7 +5100,7 @@
             <w:r>
               <w:rPr>
                 <w:rFonts w:ascii="Consolas" w:hAnsi="Consolas"/>
-                <w:color w:val="8B1A1A"/>
+                <w:color w:val="000000"/>
                 <w:sz w:val="20"/>
               </w:rPr>
               <w:t>formal_language</w:t>
@@ -5160,7 +5160,7 @@
             <w:r>
               <w:rPr>
                 <w:rFonts w:ascii="Consolas" w:hAnsi="Consolas"/>
-                <w:color w:val="8B1A1A"/>
+                <w:color w:val="000000"/>
                 <w:sz w:val="20"/>
               </w:rPr>
               <w:t>formal_statement</w:t>
@@ -5220,7 +5220,7 @@
             <w:r>
               <w:rPr>
                 <w:rFonts w:ascii="Consolas" w:hAnsi="Consolas"/>
-                <w:color w:val="8B1A1A"/>
+                <w:color w:val="000000"/>
                 <w:sz w:val="20"/>
               </w:rPr>
               <w:t>formal_proof</w:t>
@@ -5280,7 +5280,7 @@
             <w:r>
               <w:rPr>
                 <w:rFonts w:ascii="Consolas" w:hAnsi="Consolas"/>
-                <w:color w:val="8B1A1A"/>
+                <w:color w:val="000000"/>
                 <w:sz w:val="20"/>
               </w:rPr>
               <w:t>formal_header</w:t>
@@ -5340,7 +5340,7 @@
             <w:r>
               <w:rPr>
                 <w:rFonts w:ascii="Consolas" w:hAnsi="Consolas"/>
-                <w:color w:val="8B1A1A"/>
+                <w:color w:val="000000"/>
                 <w:sz w:val="20"/>
               </w:rPr>
               <w:t>formal_goal</w:t>
@@ -5400,7 +5400,7 @@
             <w:r>
               <w:rPr>
                 <w:rFonts w:ascii="Consolas" w:hAnsi="Consolas"/>
-                <w:color w:val="8B1A1A"/>
+                <w:color w:val="000000"/>
                 <w:sz w:val="20"/>
               </w:rPr>
               <w:t>lean_full_name</w:t>
@@ -5460,7 +5460,7 @@
             <w:r>
               <w:rPr>
                 <w:rFonts w:ascii="Consolas" w:hAnsi="Consolas"/>
-                <w:color w:val="8B1A1A"/>
+                <w:color w:val="000000"/>
                 <w:sz w:val="20"/>
               </w:rPr>
               <w:t>lean_file_path</w:t>
@@ -5520,7 +5520,7 @@
             <w:r>
               <w:rPr>
                 <w:rFonts w:ascii="Consolas" w:hAnsi="Consolas"/>
-                <w:color w:val="8B1A1A"/>
+                <w:color w:val="000000"/>
                 <w:sz w:val="20"/>
               </w:rPr>
               <w:t>lean_start_line</w:t>
@@ -5580,7 +5580,7 @@
             <w:r>
               <w:rPr>
                 <w:rFonts w:ascii="Consolas" w:hAnsi="Consolas"/>
-                <w:color w:val="8B1A1A"/>
+                <w:color w:val="000000"/>
                 <w:sz w:val="20"/>
               </w:rPr>
               <w:t>lean_end_line</w:t>
@@ -5640,7 +5640,7 @@
             <w:r>
               <w:rPr>
                 <w:rFonts w:ascii="Consolas" w:hAnsi="Consolas"/>
-                <w:color w:val="8B1A1A"/>
+                <w:color w:val="000000"/>
                 <w:sz w:val="20"/>
               </w:rPr>
               <w:t>tactics</w:t>
@@ -5700,7 +5700,7 @@
             <w:r>
               <w:rPr>
                 <w:rFonts w:ascii="Consolas" w:hAnsi="Consolas"/>
-                <w:color w:val="8B1A1A"/>
+                <w:color w:val="000000"/>
                 <w:sz w:val="20"/>
               </w:rPr>
               <w:t>premises</w:t>
@@ -5760,7 +5760,7 @@
             <w:r>
               <w:rPr>
                 <w:rFonts w:ascii="Consolas" w:hAnsi="Consolas"/>
-                <w:color w:val="8B1A1A"/>
+                <w:color w:val="000000"/>
                 <w:sz w:val="20"/>
               </w:rPr>
               <w:t>extra_json</w:t>
@@ -5840,7 +5840,7 @@
       <w:r>
         <w:rPr>
           <w:rFonts w:ascii="Consolas" w:hAnsi="Consolas"/>
-          <w:color w:val="8B1A1A"/>
+          <w:color w:val="000000"/>
           <w:sz w:val="19"/>
         </w:rPr>
         <w:t>data_contract.md</w:t>
@@ -6224,6 +6224,7 @@
     <w:rsid w:val="00FC693F"/>
     <w:rPr>
       <w:rFonts w:ascii="Times New Roman" w:hAnsi="Times New Roman" w:eastAsia="Times New Roman"/>
+      <w:color w:val="000000"/>
       <w:sz w:val="24"/>
     </w:rPr>
   </w:style>
@@ -6289,7 +6290,7 @@
       <w:rFonts w:ascii="Times New Roman" w:hAnsi="Times New Roman" w:eastAsia="Times New Roman" w:cs="Times New Roman"/>
       <w:b/>
       <w:bCs/>
-      <w:color w:val="1F3A68"/>
+      <w:color w:val="000000"/>
       <w:sz w:val="28"/>
       <w:szCs w:val="28"/>
     </w:rPr>
@@ -6313,7 +6314,7 @@
       <w:rFonts w:ascii="Times New Roman" w:hAnsi="Times New Roman" w:eastAsia="Times New Roman" w:cs="Times New Roman"/>
       <w:b/>
       <w:bCs/>
-      <w:color w:val="1F3A68"/>
+      <w:color w:val="000000"/>
       <w:sz w:val="26"/>
       <w:szCs w:val="26"/>
     </w:rPr>
@@ -6337,7 +6338,7 @@
       <w:rFonts w:ascii="Times New Roman" w:hAnsi="Times New Roman" w:eastAsia="Times New Roman" w:cs="Times New Roman"/>
       <w:b/>
       <w:bCs/>
-      <w:color w:val="1F3A68"/>
+      <w:color w:val="000000"/>
     </w:rPr>
   </w:style>
   <w:style w:type="paragraph" w:styleId="Heading4">
@@ -6362,7 +6363,7 @@
       <w:bCs/>
       <w:i/>
       <w:iCs/>
-      <w:color w:val="1F3A68"/>
+      <w:color w:val="000000"/>
     </w:rPr>
   </w:style>
   <w:style w:type="paragraph" w:styleId="Heading5">
@@ -6383,7 +6384,7 @@
     </w:pPr>
     <w:rPr>
       <w:rFonts w:asciiTheme="majorHAnsi" w:eastAsiaTheme="majorEastAsia" w:hAnsiTheme="majorHAnsi" w:cstheme="majorBidi"/>
-      <w:color w:val="243F60" w:themeColor="accent1" w:themeShade="7F"/>
+      <w:color w:val="000000"/>
     </w:rPr>
   </w:style>
   <w:style w:type="paragraph" w:styleId="Heading6">
@@ -6406,7 +6407,7 @@
       <w:rFonts w:asciiTheme="majorHAnsi" w:eastAsiaTheme="majorEastAsia" w:hAnsiTheme="majorHAnsi" w:cstheme="majorBidi"/>
       <w:i/>
       <w:iCs/>
-      <w:color w:val="243F60" w:themeColor="accent1" w:themeShade="7F"/>
+      <w:color w:val="000000"/>
     </w:rPr>
   </w:style>
   <w:style w:type="paragraph" w:styleId="Heading7">
@@ -6429,7 +6430,7 @@
       <w:rFonts w:asciiTheme="majorHAnsi" w:eastAsiaTheme="majorEastAsia" w:hAnsiTheme="majorHAnsi" w:cstheme="majorBidi"/>
       <w:i/>
       <w:iCs/>
-      <w:color w:val="404040" w:themeColor="text1" w:themeTint="BF"/>
+      <w:color w:val="000000"/>
     </w:rPr>
   </w:style>
   <w:style w:type="paragraph" w:styleId="Heading8">
@@ -6450,7 +6451,7 @@
     </w:pPr>
     <w:rPr>
       <w:rFonts w:asciiTheme="majorHAnsi" w:eastAsiaTheme="majorEastAsia" w:hAnsiTheme="majorHAnsi" w:cstheme="majorBidi"/>
-      <w:color w:val="4F81BD" w:themeColor="accent1"/>
+      <w:color w:val="000000"/>
       <w:sz w:val="20"/>
       <w:szCs w:val="20"/>
     </w:rPr>
@@ -6475,7 +6476,7 @@
       <w:rFonts w:asciiTheme="majorHAnsi" w:eastAsiaTheme="majorEastAsia" w:hAnsiTheme="majorHAnsi" w:cstheme="majorBidi"/>
       <w:i/>
       <w:iCs/>
-      <w:color w:val="404040" w:themeColor="text1" w:themeTint="BF"/>
+      <w:color w:val="000000"/>
       <w:sz w:val="20"/>
       <w:szCs w:val="20"/>
     </w:rPr>
@@ -6526,7 +6527,7 @@
       <w:rFonts w:asciiTheme="majorHAnsi" w:eastAsiaTheme="majorEastAsia" w:hAnsiTheme="majorHAnsi" w:cstheme="majorBidi"/>
       <w:b/>
       <w:bCs/>
-      <w:color w:val="365F91" w:themeColor="accent1" w:themeShade="BF"/>
+      <w:color w:val="000000"/>
       <w:sz w:val="28"/>
       <w:szCs w:val="28"/>
     </w:rPr>
@@ -6541,7 +6542,7 @@
       <w:rFonts w:asciiTheme="majorHAnsi" w:eastAsiaTheme="majorEastAsia" w:hAnsiTheme="majorHAnsi" w:cstheme="majorBidi"/>
       <w:b/>
       <w:bCs/>
-      <w:color w:val="4F81BD" w:themeColor="accent1"/>
+      <w:color w:val="000000"/>
       <w:sz w:val="26"/>
       <w:szCs w:val="26"/>
     </w:rPr>
@@ -6556,7 +6557,7 @@
       <w:rFonts w:asciiTheme="majorHAnsi" w:eastAsiaTheme="majorEastAsia" w:hAnsiTheme="majorHAnsi" w:cstheme="majorBidi"/>
       <w:b/>
       <w:bCs/>
-      <w:color w:val="4F81BD" w:themeColor="accent1"/>
+      <w:color w:val="000000"/>
     </w:rPr>
   </w:style>
   <w:style w:type="paragraph" w:styleId="Title">
@@ -6576,7 +6577,7 @@
     </w:pPr>
     <w:rPr>
       <w:rFonts w:ascii="Times New Roman" w:hAnsi="Times New Roman" w:eastAsia="Times New Roman" w:cs="Times New Roman"/>
-      <w:color w:val="1F3A68"/>
+      <w:color w:val="000000"/>
       <w:spacing w:val="5"/>
       <w:kern w:val="28"/>
       <w:sz w:val="52"/>
@@ -6591,7 +6592,7 @@
     <w:rsid w:val="00FC693F"/>
     <w:rPr>
       <w:rFonts w:asciiTheme="majorHAnsi" w:eastAsiaTheme="majorEastAsia" w:hAnsiTheme="majorHAnsi" w:cstheme="majorBidi"/>
-      <w:color w:val="17365D" w:themeColor="text2" w:themeShade="BF"/>
+      <w:color w:val="000000"/>
       <w:spacing w:val="5"/>
       <w:kern w:val="28"/>
       <w:sz w:val="52"/>
@@ -6615,7 +6616,7 @@
       <w:rFonts w:asciiTheme="majorHAnsi" w:eastAsiaTheme="majorEastAsia" w:hAnsiTheme="majorHAnsi" w:cstheme="majorBidi"/>
       <w:i/>
       <w:iCs/>
-      <w:color w:val="4F81BD" w:themeColor="accent1"/>
+      <w:color w:val="000000"/>
       <w:spacing w:val="15"/>
       <w:sz w:val="24"/>
       <w:szCs w:val="24"/>
@@ -6631,7 +6632,7 @@
       <w:rFonts w:asciiTheme="majorHAnsi" w:eastAsiaTheme="majorEastAsia" w:hAnsiTheme="majorHAnsi" w:cstheme="majorBidi"/>
       <w:i/>
       <w:iCs/>
-      <w:color w:val="4F81BD" w:themeColor="accent1"/>
+      <w:color w:val="000000"/>
       <w:spacing w:val="15"/>
       <w:sz w:val="24"/>
       <w:szCs w:val="24"/>
@@ -6903,7 +6904,7 @@
     <w:rPr>
       <w:i/>
       <w:iCs/>
-      <w:color w:val="000000" w:themeColor="text1"/>
+      <w:color w:val="000000"/>
     </w:rPr>
   </w:style>
   <w:style w:type="character" w:customStyle="1" w:styleId="QuoteChar">
@@ -6915,7 +6916,7 @@
     <w:rPr>
       <w:i/>
       <w:iCs/>
-      <w:color w:val="000000" w:themeColor="text1"/>
+      <w:color w:val="000000"/>
     </w:rPr>
   </w:style>
   <w:style w:type="character" w:customStyle="1" w:styleId="Heading4Char">
@@ -6931,7 +6932,7 @@
       <w:bCs/>
       <w:i/>
       <w:iCs/>
-      <w:color w:val="4F81BD" w:themeColor="accent1"/>
+      <w:color w:val="000000"/>
     </w:rPr>
   </w:style>
   <w:style w:type="character" w:customStyle="1" w:styleId="Heading5Char">
@@ -6943,7 +6944,7 @@
     <w:rsid w:val="00FC693F"/>
     <w:rPr>
       <w:rFonts w:asciiTheme="majorHAnsi" w:eastAsiaTheme="majorEastAsia" w:hAnsiTheme="majorHAnsi" w:cstheme="majorBidi"/>
-      <w:color w:val="243F60" w:themeColor="accent1" w:themeShade="7F"/>
+      <w:color w:val="000000"/>
     </w:rPr>
   </w:style>
   <w:style w:type="character" w:customStyle="1" w:styleId="Heading6Char">
@@ -6957,7 +6958,7 @@
       <w:rFonts w:asciiTheme="majorHAnsi" w:eastAsiaTheme="majorEastAsia" w:hAnsiTheme="majorHAnsi" w:cstheme="majorBidi"/>
       <w:i/>
       <w:iCs/>
-      <w:color w:val="243F60" w:themeColor="accent1" w:themeShade="7F"/>
+      <w:color w:val="000000"/>
     </w:rPr>
   </w:style>
   <w:style w:type="character" w:customStyle="1" w:styleId="Heading7Char">
@@ -6971,7 +6972,7 @@
       <w:rFonts w:asciiTheme="majorHAnsi" w:eastAsiaTheme="majorEastAsia" w:hAnsiTheme="majorHAnsi" w:cstheme="majorBidi"/>
       <w:i/>
       <w:iCs/>
-      <w:color w:val="404040" w:themeColor="text1" w:themeTint="BF"/>
+      <w:color w:val="000000"/>
     </w:rPr>
   </w:style>
   <w:style w:type="character" w:customStyle="1" w:styleId="Heading8Char">
@@ -6983,7 +6984,7 @@
     <w:rsid w:val="00FC693F"/>
     <w:rPr>
       <w:rFonts w:asciiTheme="majorHAnsi" w:eastAsiaTheme="majorEastAsia" w:hAnsiTheme="majorHAnsi" w:cstheme="majorBidi"/>
-      <w:color w:val="4F81BD" w:themeColor="accent1"/>
+      <w:color w:val="000000"/>
       <w:sz w:val="20"/>
       <w:szCs w:val="20"/>
     </w:rPr>
@@ -6999,7 +7000,7 @@
       <w:rFonts w:asciiTheme="majorHAnsi" w:eastAsiaTheme="majorEastAsia" w:hAnsiTheme="majorHAnsi" w:cstheme="majorBidi"/>
       <w:i/>
       <w:iCs/>
-      <w:color w:val="404040" w:themeColor="text1" w:themeTint="BF"/>
+      <w:color w:val="000000"/>
       <w:sz w:val="20"/>
       <w:szCs w:val="20"/>
     </w:rPr>
@@ -7019,7 +7020,7 @@
     <w:rPr>
       <w:b/>
       <w:bCs/>
-      <w:color w:val="4F81BD" w:themeColor="accent1"/>
+      <w:color w:val="000000"/>
       <w:sz w:val="18"/>
       <w:szCs w:val="18"/>
     </w:rPr>
@@ -7066,7 +7067,7 @@
       <w:bCs/>
       <w:i/>
       <w:iCs/>
-      <w:color w:val="4F81BD" w:themeColor="accent1"/>
+      <w:color w:val="000000"/>
     </w:rPr>
   </w:style>
   <w:style w:type="character" w:customStyle="1" w:styleId="IntenseQuoteChar">
@@ -7080,7 +7081,7 @@
       <w:bCs/>
       <w:i/>
       <w:iCs/>
-      <w:color w:val="4F81BD" w:themeColor="accent1"/>
+      <w:color w:val="000000"/>
     </w:rPr>
   </w:style>
   <w:style w:type="character" w:styleId="SubtleEmphasis">
@@ -7092,7 +7093,7 @@
     <w:rPr>
       <w:i/>
       <w:iCs/>
-      <w:color w:val="808080" w:themeColor="text1" w:themeTint="7F"/>
+      <w:color w:val="000000"/>
     </w:rPr>
   </w:style>
   <w:style w:type="character" w:styleId="IntenseEmphasis">
@@ -7106,7 +7107,7 @@
       <w:bCs/>
       <w:i/>
       <w:iCs/>
-      <w:color w:val="4F81BD" w:themeColor="accent1"/>
+      <w:color w:val="000000"/>
     </w:rPr>
   </w:style>
   <w:style w:type="character" w:styleId="SubtleReference">
@@ -7117,7 +7118,7 @@
     <w:rsid w:val="00FC693F"/>
     <w:rPr>
       <w:smallCaps/>
-      <w:color w:val="C0504D" w:themeColor="accent2"/>
+      <w:color w:val="000000"/>
       <w:u w:val="single"/>
     </w:rPr>
   </w:style>
@@ -7131,7 +7132,7 @@
       <w:b/>
       <w:bCs/>
       <w:smallCaps/>
-      <w:color w:val="C0504D" w:themeColor="accent2"/>
+      <w:color w:val="000000"/>
       <w:spacing w:val="5"/>
       <w:u w:val="single"/>
     </w:rPr>
@@ -7197,7 +7198,7 @@
       <w:spacing w:after="0" w:line="240" w:lineRule="auto"/>
     </w:pPr>
     <w:rPr>
-      <w:color w:val="000000" w:themeColor="text1" w:themeShade="BF"/>
+      <w:color w:val="000000"/>
     </w:rPr>
     <w:tblPr>
       <w:tblStyleRowBandSize w:val="1"/>
@@ -7300,7 +7301,7 @@
       <w:spacing w:after="0" w:line="240" w:lineRule="auto"/>
     </w:pPr>
     <w:rPr>
-      <w:color w:val="365F91" w:themeColor="accent1" w:themeShade="BF"/>
+      <w:color w:val="000000"/>
     </w:rPr>
     <w:tblPr>
       <w:tblStyleRowBandSize w:val="1"/>
@@ -7403,7 +7404,7 @@
       <w:spacing w:after="0" w:line="240" w:lineRule="auto"/>
     </w:pPr>
     <w:rPr>
-      <w:color w:val="943634" w:themeColor="accent2" w:themeShade="BF"/>
+      <w:color w:val="000000"/>
     </w:rPr>
     <w:tblPr>
       <w:tblStyleRowBandSize w:val="1"/>
@@ -7506,7 +7507,7 @@
       <w:spacing w:after="0" w:line="240" w:lineRule="auto"/>
     </w:pPr>
     <w:rPr>
-      <w:color w:val="76923C" w:themeColor="accent3" w:themeShade="BF"/>
+      <w:color w:val="000000"/>
     </w:rPr>
     <w:tblPr>
       <w:tblStyleRowBandSize w:val="1"/>
@@ -7609,7 +7610,7 @@
       <w:spacing w:after="0" w:line="240" w:lineRule="auto"/>
     </w:pPr>
     <w:rPr>
-      <w:color w:val="5F497A" w:themeColor="accent4" w:themeShade="BF"/>
+      <w:color w:val="000000"/>
     </w:rPr>
     <w:tblPr>
       <w:tblStyleRowBandSize w:val="1"/>
@@ -7712,7 +7713,7 @@
       <w:spacing w:after="0" w:line="240" w:lineRule="auto"/>
     </w:pPr>
     <w:rPr>
-      <w:color w:val="31849B" w:themeColor="accent5" w:themeShade="BF"/>
+      <w:color w:val="000000"/>
     </w:rPr>
     <w:tblPr>
       <w:tblStyleRowBandSize w:val="1"/>
@@ -7815,7 +7816,7 @@
       <w:spacing w:after="0" w:line="240" w:lineRule="auto"/>
     </w:pPr>
     <w:rPr>
-      <w:color w:val="E36C0A" w:themeColor="accent6" w:themeShade="BF"/>
+      <w:color w:val="000000"/>
     </w:rPr>
     <w:tblPr>
       <w:tblStyleRowBandSize w:val="1"/>
@@ -7941,7 +7942,7 @@
       <w:rPr>
         <w:b/>
         <w:bCs/>
-        <w:color w:val="FFFFFF" w:themeColor="background1"/>
+        <w:color w:val="000000"/>
       </w:rPr>
       <w:tblPr/>
       <w:tcPr>
@@ -8033,7 +8034,7 @@
       <w:rPr>
         <w:b/>
         <w:bCs/>
-        <w:color w:val="FFFFFF" w:themeColor="background1"/>
+        <w:color w:val="000000"/>
       </w:rPr>
       <w:tblPr/>
       <w:tcPr>
@@ -8125,7 +8126,7 @@
       <w:rPr>
         <w:b/>
         <w:bCs/>
-        <w:color w:val="FFFFFF" w:themeColor="background1"/>
+        <w:color w:val="000000"/>
       </w:rPr>
       <w:tblPr/>
       <w:tcPr>
@@ -8217,7 +8218,7 @@
       <w:rPr>
         <w:b/>
         <w:bCs/>
-        <w:color w:val="FFFFFF" w:themeColor="background1"/>
+        <w:color w:val="000000"/>
       </w:rPr>
       <w:tblPr/>
       <w:tcPr>
@@ -8309,7 +8310,7 @@
       <w:rPr>
         <w:b/>
         <w:bCs/>
-        <w:color w:val="FFFFFF" w:themeColor="background1"/>
+        <w:color w:val="000000"/>
       </w:rPr>
       <w:tblPr/>
       <w:tcPr>
@@ -8401,7 +8402,7 @@
       <w:rPr>
         <w:b/>
         <w:bCs/>
-        <w:color w:val="FFFFFF" w:themeColor="background1"/>
+        <w:color w:val="000000"/>
       </w:rPr>
       <w:tblPr/>
       <w:tcPr>
@@ -8493,7 +8494,7 @@
       <w:rPr>
         <w:b/>
         <w:bCs/>
-        <w:color w:val="FFFFFF" w:themeColor="background1"/>
+        <w:color w:val="000000"/>
       </w:rPr>
       <w:tblPr/>
       <w:tcPr>
@@ -9496,7 +9497,7 @@
       <w:rPr>
         <w:b/>
         <w:bCs/>
-        <w:color w:val="FFFFFF" w:themeColor="background1"/>
+        <w:color w:val="000000"/>
       </w:rPr>
       <w:tblPr/>
       <w:tcPr>
@@ -9602,7 +9603,7 @@
       <w:rPr>
         <w:b/>
         <w:bCs/>
-        <w:color w:val="FFFFFF" w:themeColor="background1"/>
+        <w:color w:val="000000"/>
       </w:rPr>
       <w:tblPr/>
       <w:tcPr>
@@ -9708,7 +9709,7 @@
       <w:rPr>
         <w:b/>
         <w:bCs/>
-        <w:color w:val="FFFFFF" w:themeColor="background1"/>
+        <w:color w:val="000000"/>
       </w:rPr>
       <w:tblPr/>
       <w:tcPr>
@@ -9814,7 +9815,7 @@
       <w:rPr>
         <w:b/>
         <w:bCs/>
-        <w:color w:val="FFFFFF" w:themeColor="background1"/>
+        <w:color w:val="000000"/>
       </w:rPr>
       <w:tblPr/>
       <w:tcPr>
@@ -9920,7 +9921,7 @@
       <w:rPr>
         <w:b/>
         <w:bCs/>
-        <w:color w:val="FFFFFF" w:themeColor="background1"/>
+        <w:color w:val="000000"/>
       </w:rPr>
       <w:tblPr/>
       <w:tcPr>
@@ -10026,7 +10027,7 @@
       <w:rPr>
         <w:b/>
         <w:bCs/>
-        <w:color w:val="FFFFFF" w:themeColor="background1"/>
+        <w:color w:val="000000"/>
       </w:rPr>
       <w:tblPr/>
       <w:tcPr>
@@ -10132,7 +10133,7 @@
       <w:rPr>
         <w:b/>
         <w:bCs/>
-        <w:color w:val="FFFFFF" w:themeColor="background1"/>
+        <w:color w:val="000000"/>
       </w:rPr>
       <w:tblPr/>
       <w:tcPr>
@@ -10235,7 +10236,7 @@
       <w:rPr>
         <w:b/>
         <w:bCs/>
-        <w:color w:val="FFFFFF" w:themeColor="background1"/>
+        <w:color w:val="000000"/>
       </w:rPr>
       <w:tblPr/>
       <w:tcPr>
@@ -10255,7 +10256,7 @@
         <w:spacing w:before="0" w:after="0" w:line="240" w:lineRule="auto"/>
       </w:pPr>
       <w:rPr>
-        <w:color w:val="auto"/>
+        <w:color w:val="000000"/>
       </w:rPr>
       <w:tblPr/>
       <w:tcPr>
@@ -10274,7 +10275,7 @@
       <w:rPr>
         <w:b/>
         <w:bCs/>
-        <w:color w:val="FFFFFF" w:themeColor="background1"/>
+        <w:color w:val="000000"/>
       </w:rPr>
       <w:tblPr/>
       <w:tcPr>
@@ -10293,7 +10294,7 @@
       <w:rPr>
         <w:b/>
         <w:bCs/>
-        <w:color w:val="FFFFFF" w:themeColor="background1"/>
+        <w:color w:val="000000"/>
       </w:rPr>
       <w:tblPr/>
       <w:tcPr>
@@ -10339,7 +10340,7 @@
     </w:tblStylePr>
     <w:tblStylePr w:type="nwCell">
       <w:rPr>
-        <w:color w:val="FFFFFF" w:themeColor="background1"/>
+        <w:color w:val="000000"/>
       </w:rPr>
       <w:tblPr/>
       <w:tcPr>
@@ -10384,7 +10385,7 @@
       <w:rPr>
         <w:b/>
         <w:bCs/>
-        <w:color w:val="FFFFFF" w:themeColor="background1"/>
+        <w:color w:val="000000"/>
       </w:rPr>
       <w:tblPr/>
       <w:tcPr>
@@ -10404,7 +10405,7 @@
         <w:spacing w:before="0" w:after="0" w:line="240" w:lineRule="auto"/>
       </w:pPr>
       <w:rPr>
-        <w:color w:val="auto"/>
+        <w:color w:val="000000"/>
       </w:rPr>
       <w:tblPr/>
       <w:tcPr>
@@ -10423,7 +10424,7 @@
       <w:rPr>
         <w:b/>
         <w:bCs/>
-        <w:color w:val="FFFFFF" w:themeColor="background1"/>
+        <w:color w:val="000000"/>
       </w:rPr>
       <w:tblPr/>
       <w:tcPr>
@@ -10442,7 +10443,7 @@
       <w:rPr>
         <w:b/>
         <w:bCs/>
-        <w:color w:val="FFFFFF" w:themeColor="background1"/>
+        <w:color w:val="000000"/>
       </w:rPr>
       <w:tblPr/>
       <w:tcPr>
@@ -10488,7 +10489,7 @@
     </w:tblStylePr>
     <w:tblStylePr w:type="nwCell">
       <w:rPr>
-        <w:color w:val="FFFFFF" w:themeColor="background1"/>
+        <w:color w:val="000000"/>
       </w:rPr>
       <w:tblPr/>
       <w:tcPr>
@@ -10533,7 +10534,7 @@
       <w:rPr>
         <w:b/>
         <w:bCs/>
-        <w:color w:val="FFFFFF" w:themeColor="background1"/>
+        <w:color w:val="000000"/>
       </w:rPr>
       <w:tblPr/>
       <w:tcPr>
@@ -10553,7 +10554,7 @@
         <w:spacing w:before="0" w:after="0" w:line="240" w:lineRule="auto"/>
       </w:pPr>
       <w:rPr>
-        <w:color w:val="auto"/>
+        <w:color w:val="000000"/>
       </w:rPr>
       <w:tblPr/>
       <w:tcPr>
@@ -10572,7 +10573,7 @@
       <w:rPr>
         <w:b/>
         <w:bCs/>
-        <w:color w:val="FFFFFF" w:themeColor="background1"/>
+        <w:color w:val="000000"/>
       </w:rPr>
       <w:tblPr/>
       <w:tcPr>
@@ -10591,7 +10592,7 @@
       <w:rPr>
         <w:b/>
         <w:bCs/>
-        <w:color w:val="FFFFFF" w:themeColor="background1"/>
+        <w:color w:val="000000"/>
       </w:rPr>
       <w:tblPr/>
       <w:tcPr>
@@ -10637,7 +10638,7 @@
     </w:tblStylePr>
     <w:tblStylePr w:type="nwCell">
       <w:rPr>
-        <w:color w:val="FFFFFF" w:themeColor="background1"/>
+        <w:color w:val="000000"/>
       </w:rPr>
       <w:tblPr/>
       <w:tcPr>
@@ -10682,7 +10683,7 @@
       <w:rPr>
         <w:b/>
         <w:bCs/>
-        <w:color w:val="FFFFFF" w:themeColor="background1"/>
+        <w:color w:val="000000"/>
       </w:rPr>
       <w:tblPr/>
       <w:tcPr>
@@ -10702,7 +10703,7 @@
         <w:spacing w:before="0" w:after="0" w:line="240" w:lineRule="auto"/>
       </w:pPr>
       <w:rPr>
-        <w:color w:val="auto"/>
+        <w:color w:val="000000"/>
       </w:rPr>
       <w:tblPr/>
       <w:tcPr>
@@ -10721,7 +10722,7 @@
       <w:rPr>
         <w:b/>
         <w:bCs/>
-        <w:color w:val="FFFFFF" w:themeColor="background1"/>
+        <w:color w:val="000000"/>
       </w:rPr>
       <w:tblPr/>
       <w:tcPr>
@@ -10740,7 +10741,7 @@
       <w:rPr>
         <w:b/>
         <w:bCs/>
-        <w:color w:val="FFFFFF" w:themeColor="background1"/>
+        <w:color w:val="000000"/>
       </w:rPr>
       <w:tblPr/>
       <w:tcPr>
@@ -10786,7 +10787,7 @@
     </w:tblStylePr>
     <w:tblStylePr w:type="nwCell">
       <w:rPr>
-        <w:color w:val="FFFFFF" w:themeColor="background1"/>
+        <w:color w:val="000000"/>
       </w:rPr>
       <w:tblPr/>
       <w:tcPr>
@@ -10831,7 +10832,7 @@
       <w:rPr>
         <w:b/>
         <w:bCs/>
-        <w:color w:val="FFFFFF" w:themeColor="background1"/>
+        <w:color w:val="000000"/>
       </w:rPr>
       <w:tblPr/>
       <w:tcPr>
@@ -10851,7 +10852,7 @@
         <w:spacing w:before="0" w:after="0" w:line="240" w:lineRule="auto"/>
       </w:pPr>
       <w:rPr>
-        <w:color w:val="auto"/>
+        <w:color w:val="000000"/>
       </w:rPr>
       <w:tblPr/>
       <w:tcPr>
@@ -10870,7 +10871,7 @@
       <w:rPr>
         <w:b/>
         <w:bCs/>
-        <w:color w:val="FFFFFF" w:themeColor="background1"/>
+        <w:color w:val="000000"/>
       </w:rPr>
       <w:tblPr/>
       <w:tcPr>
@@ -10889,7 +10890,7 @@
       <w:rPr>
         <w:b/>
         <w:bCs/>
-        <w:color w:val="FFFFFF" w:themeColor="background1"/>
+        <w:color w:val="000000"/>
       </w:rPr>
       <w:tblPr/>
       <w:tcPr>
@@ -10935,7 +10936,7 @@
     </w:tblStylePr>
     <w:tblStylePr w:type="nwCell">
       <w:rPr>
-        <w:color w:val="FFFFFF" w:themeColor="background1"/>
+        <w:color w:val="000000"/>
       </w:rPr>
       <w:tblPr/>
       <w:tcPr>
@@ -10980,7 +10981,7 @@
       <w:rPr>
         <w:b/>
         <w:bCs/>
-        <w:color w:val="FFFFFF" w:themeColor="background1"/>
+        <w:color w:val="000000"/>
       </w:rPr>
       <w:tblPr/>
       <w:tcPr>
@@ -11000,7 +11001,7 @@
         <w:spacing w:before="0" w:after="0" w:line="240" w:lineRule="auto"/>
       </w:pPr>
       <w:rPr>
-        <w:color w:val="auto"/>
+        <w:color w:val="000000"/>
       </w:rPr>
       <w:tblPr/>
       <w:tcPr>
@@ -11019,7 +11020,7 @@
       <w:rPr>
         <w:b/>
         <w:bCs/>
-        <w:color w:val="FFFFFF" w:themeColor="background1"/>
+        <w:color w:val="000000"/>
       </w:rPr>
       <w:tblPr/>
       <w:tcPr>
@@ -11038,7 +11039,7 @@
       <w:rPr>
         <w:b/>
         <w:bCs/>
-        <w:color w:val="FFFFFF" w:themeColor="background1"/>
+        <w:color w:val="000000"/>
       </w:rPr>
       <w:tblPr/>
       <w:tcPr>
@@ -11084,7 +11085,7 @@
     </w:tblStylePr>
     <w:tblStylePr w:type="nwCell">
       <w:rPr>
-        <w:color w:val="FFFFFF" w:themeColor="background1"/>
+        <w:color w:val="000000"/>
       </w:rPr>
       <w:tblPr/>
       <w:tcPr>
@@ -11129,7 +11130,7 @@
       <w:rPr>
         <w:b/>
         <w:bCs/>
-        <w:color w:val="FFFFFF" w:themeColor="background1"/>
+        <w:color w:val="000000"/>
       </w:rPr>
       <w:tblPr/>
       <w:tcPr>
@@ -11149,7 +11150,7 @@
         <w:spacing w:before="0" w:after="0" w:line="240" w:lineRule="auto"/>
       </w:pPr>
       <w:rPr>
-        <w:color w:val="auto"/>
+        <w:color w:val="000000"/>
       </w:rPr>
       <w:tblPr/>
       <w:tcPr>
@@ -11168,7 +11169,7 @@
       <w:rPr>
         <w:b/>
         <w:bCs/>
-        <w:color w:val="FFFFFF" w:themeColor="background1"/>
+        <w:color w:val="000000"/>
       </w:rPr>
       <w:tblPr/>
       <w:tcPr>
@@ -11187,7 +11188,7 @@
       <w:rPr>
         <w:b/>
         <w:bCs/>
-        <w:color w:val="FFFFFF" w:themeColor="background1"/>
+        <w:color w:val="000000"/>
       </w:rPr>
       <w:tblPr/>
       <w:tcPr>
@@ -11233,7 +11234,7 @@
     </w:tblStylePr>
     <w:tblStylePr w:type="nwCell">
       <w:rPr>
-        <w:color w:val="FFFFFF" w:themeColor="background1"/>
+        <w:color w:val="000000"/>
       </w:rPr>
       <w:tblPr/>
       <w:tcPr>
@@ -11257,7 +11258,7 @@
       <w:spacing w:after="0" w:line="240" w:lineRule="auto"/>
     </w:pPr>
     <w:rPr>
-      <w:color w:val="000000" w:themeColor="text1"/>
+      <w:color w:val="000000"/>
     </w:rPr>
     <w:tblPr>
       <w:tblStyleRowBandSize w:val="1"/>
@@ -11290,7 +11291,7 @@
       <w:rPr>
         <w:b/>
         <w:bCs/>
-        <w:color w:val="1F497D" w:themeColor="text2"/>
+        <w:color w:val="000000"/>
       </w:rPr>
       <w:tblPr/>
       <w:tcPr>
@@ -11341,7 +11342,7 @@
       <w:spacing w:after="0" w:line="240" w:lineRule="auto"/>
     </w:pPr>
     <w:rPr>
-      <w:color w:val="000000" w:themeColor="text1"/>
+      <w:color w:val="000000"/>
     </w:rPr>
     <w:tblPr>
       <w:tblStyleRowBandSize w:val="1"/>
@@ -11374,7 +11375,7 @@
       <w:rPr>
         <w:b/>
         <w:bCs/>
-        <w:color w:val="1F497D" w:themeColor="text2"/>
+        <w:color w:val="000000"/>
       </w:rPr>
       <w:tblPr/>
       <w:tcPr>
@@ -11425,7 +11426,7 @@
       <w:spacing w:after="0" w:line="240" w:lineRule="auto"/>
     </w:pPr>
     <w:rPr>
-      <w:color w:val="000000" w:themeColor="text1"/>
+      <w:color w:val="000000"/>
     </w:rPr>
     <w:tblPr>
       <w:tblStyleRowBandSize w:val="1"/>
@@ -11458,7 +11459,7 @@
       <w:rPr>
         <w:b/>
         <w:bCs/>
-        <w:color w:val="1F497D" w:themeColor="text2"/>
+        <w:color w:val="000000"/>
       </w:rPr>
       <w:tblPr/>
       <w:tcPr>
@@ -11509,7 +11510,7 @@
       <w:spacing w:after="0" w:line="240" w:lineRule="auto"/>
     </w:pPr>
     <w:rPr>
-      <w:color w:val="000000" w:themeColor="text1"/>
+      <w:color w:val="000000"/>
     </w:rPr>
     <w:tblPr>
       <w:tblStyleRowBandSize w:val="1"/>
@@ -11542,7 +11543,7 @@
       <w:rPr>
         <w:b/>
         <w:bCs/>
-        <w:color w:val="1F497D" w:themeColor="text2"/>
+        <w:color w:val="000000"/>
       </w:rPr>
       <w:tblPr/>
       <w:tcPr>
@@ -11593,7 +11594,7 @@
       <w:spacing w:after="0" w:line="240" w:lineRule="auto"/>
     </w:pPr>
     <w:rPr>
-      <w:color w:val="000000" w:themeColor="text1"/>
+      <w:color w:val="000000"/>
     </w:rPr>
     <w:tblPr>
       <w:tblStyleRowBandSize w:val="1"/>
@@ -11626,7 +11627,7 @@
       <w:rPr>
         <w:b/>
         <w:bCs/>
-        <w:color w:val="1F497D" w:themeColor="text2"/>
+        <w:color w:val="000000"/>
       </w:rPr>
       <w:tblPr/>
       <w:tcPr>
@@ -11677,7 +11678,7 @@
       <w:spacing w:after="0" w:line="240" w:lineRule="auto"/>
     </w:pPr>
     <w:rPr>
-      <w:color w:val="000000" w:themeColor="text1"/>
+      <w:color w:val="000000"/>
     </w:rPr>
     <w:tblPr>
       <w:tblStyleRowBandSize w:val="1"/>
@@ -11710,7 +11711,7 @@
       <w:rPr>
         <w:b/>
         <w:bCs/>
-        <w:color w:val="1F497D" w:themeColor="text2"/>
+        <w:color w:val="000000"/>
       </w:rPr>
       <w:tblPr/>
       <w:tcPr>
@@ -11761,7 +11762,7 @@
       <w:spacing w:after="0" w:line="240" w:lineRule="auto"/>
     </w:pPr>
     <w:rPr>
-      <w:color w:val="000000" w:themeColor="text1"/>
+      <w:color w:val="000000"/>
     </w:rPr>
     <w:tblPr>
       <w:tblStyleRowBandSize w:val="1"/>
@@ -11794,7 +11795,7 @@
       <w:rPr>
         <w:b/>
         <w:bCs/>
-        <w:color w:val="1F497D" w:themeColor="text2"/>
+        <w:color w:val="000000"/>
       </w:rPr>
       <w:tblPr/>
       <w:tcPr>
@@ -11846,7 +11847,7 @@
     </w:pPr>
     <w:rPr>
       <w:rFonts w:asciiTheme="majorHAnsi" w:eastAsiaTheme="majorEastAsia" w:hAnsiTheme="majorHAnsi" w:cstheme="majorBidi"/>
-      <w:color w:val="000000" w:themeColor="text1"/>
+      <w:color w:val="000000"/>
     </w:rPr>
     <w:tblPr>
       <w:tblStyleRowBandSize w:val="1"/>
@@ -11974,7 +11975,7 @@
     </w:pPr>
     <w:rPr>
       <w:rFonts w:asciiTheme="majorHAnsi" w:eastAsiaTheme="majorEastAsia" w:hAnsiTheme="majorHAnsi" w:cstheme="majorBidi"/>
-      <w:color w:val="000000" w:themeColor="text1"/>
+      <w:color w:val="000000"/>
     </w:rPr>
     <w:tblPr>
       <w:tblStyleRowBandSize w:val="1"/>
@@ -12102,7 +12103,7 @@
     </w:pPr>
     <w:rPr>
       <w:rFonts w:asciiTheme="majorHAnsi" w:eastAsiaTheme="majorEastAsia" w:hAnsiTheme="majorHAnsi" w:cstheme="majorBidi"/>
-      <w:color w:val="000000" w:themeColor="text1"/>
+      <w:color w:val="000000"/>
     </w:rPr>
     <w:tblPr>
       <w:tblStyleRowBandSize w:val="1"/>
@@ -12230,7 +12231,7 @@
     </w:pPr>
     <w:rPr>
       <w:rFonts w:asciiTheme="majorHAnsi" w:eastAsiaTheme="majorEastAsia" w:hAnsiTheme="majorHAnsi" w:cstheme="majorBidi"/>
-      <w:color w:val="000000" w:themeColor="text1"/>
+      <w:color w:val="000000"/>
     </w:rPr>
     <w:tblPr>
       <w:tblStyleRowBandSize w:val="1"/>
@@ -12358,7 +12359,7 @@
     </w:pPr>
     <w:rPr>
       <w:rFonts w:asciiTheme="majorHAnsi" w:eastAsiaTheme="majorEastAsia" w:hAnsiTheme="majorHAnsi" w:cstheme="majorBidi"/>
-      <w:color w:val="000000" w:themeColor="text1"/>
+      <w:color w:val="000000"/>
     </w:rPr>
     <w:tblPr>
       <w:tblStyleRowBandSize w:val="1"/>
@@ -12486,7 +12487,7 @@
     </w:pPr>
     <w:rPr>
       <w:rFonts w:asciiTheme="majorHAnsi" w:eastAsiaTheme="majorEastAsia" w:hAnsiTheme="majorHAnsi" w:cstheme="majorBidi"/>
-      <w:color w:val="000000" w:themeColor="text1"/>
+      <w:color w:val="000000"/>
     </w:rPr>
     <w:tblPr>
       <w:tblStyleRowBandSize w:val="1"/>
@@ -12614,7 +12615,7 @@
     </w:pPr>
     <w:rPr>
       <w:rFonts w:asciiTheme="majorHAnsi" w:eastAsiaTheme="majorEastAsia" w:hAnsiTheme="majorHAnsi" w:cstheme="majorBidi"/>
-      <w:color w:val="000000" w:themeColor="text1"/>
+      <w:color w:val="000000"/>
     </w:rPr>
     <w:tblPr>
       <w:tblStyleRowBandSize w:val="1"/>
@@ -13253,7 +13254,7 @@
     </w:pPr>
     <w:rPr>
       <w:rFonts w:asciiTheme="majorHAnsi" w:eastAsiaTheme="majorEastAsia" w:hAnsiTheme="majorHAnsi" w:cstheme="majorBidi"/>
-      <w:color w:val="000000" w:themeColor="text1"/>
+      <w:color w:val="000000"/>
     </w:rPr>
     <w:tblPr>
       <w:tblStyleRowBandSize w:val="1"/>
@@ -13281,7 +13282,7 @@
       <w:rPr>
         <w:b/>
         <w:bCs/>
-        <w:color w:val="000000" w:themeColor="text1"/>
+        <w:color w:val="000000"/>
       </w:rPr>
       <w:tblPr/>
       <w:tcPr>
@@ -13292,7 +13293,7 @@
       <w:rPr>
         <w:b/>
         <w:bCs/>
-        <w:color w:val="000000" w:themeColor="text1"/>
+        <w:color w:val="000000"/>
       </w:rPr>
       <w:tblPr/>
       <w:tcPr>
@@ -13311,7 +13312,7 @@
       <w:rPr>
         <w:b/>
         <w:bCs/>
-        <w:color w:val="000000" w:themeColor="text1"/>
+        <w:color w:val="000000"/>
       </w:rPr>
       <w:tblPr/>
       <w:tcPr>
@@ -13330,7 +13331,7 @@
       <w:rPr>
         <w:b w:val="0"/>
         <w:bCs w:val="0"/>
-        <w:color w:val="000000" w:themeColor="text1"/>
+        <w:color w:val="000000"/>
       </w:rPr>
       <w:tblPr/>
       <w:tcPr>
@@ -13378,7 +13379,7 @@
     </w:pPr>
     <w:rPr>
       <w:rFonts w:asciiTheme="majorHAnsi" w:eastAsiaTheme="majorEastAsia" w:hAnsiTheme="majorHAnsi" w:cstheme="majorBidi"/>
-      <w:color w:val="000000" w:themeColor="text1"/>
+      <w:color w:val="000000"/>
     </w:rPr>
     <w:tblPr>
       <w:tblStyleRowBandSize w:val="1"/>
@@ -13406,7 +13407,7 @@
       <w:rPr>
         <w:b/>
         <w:bCs/>
-        <w:color w:val="000000" w:themeColor="text1"/>
+        <w:color w:val="000000"/>
       </w:rPr>
       <w:tblPr/>
       <w:tcPr>
@@ -13417,7 +13418,7 @@
       <w:rPr>
         <w:b/>
         <w:bCs/>
-        <w:color w:val="000000" w:themeColor="text1"/>
+        <w:color w:val="000000"/>
       </w:rPr>
       <w:tblPr/>
       <w:tcPr>
@@ -13436,7 +13437,7 @@
       <w:rPr>
         <w:b/>
         <w:bCs/>
-        <w:color w:val="000000" w:themeColor="text1"/>
+        <w:color w:val="000000"/>
       </w:rPr>
       <w:tblPr/>
       <w:tcPr>
@@ -13455,7 +13456,7 @@
       <w:rPr>
         <w:b w:val="0"/>
         <w:bCs w:val="0"/>
-        <w:color w:val="000000" w:themeColor="text1"/>
+        <w:color w:val="000000"/>
       </w:rPr>
       <w:tblPr/>
       <w:tcPr>
@@ -13503,7 +13504,7 @@
     </w:pPr>
     <w:rPr>
       <w:rFonts w:asciiTheme="majorHAnsi" w:eastAsiaTheme="majorEastAsia" w:hAnsiTheme="majorHAnsi" w:cstheme="majorBidi"/>
-      <w:color w:val="000000" w:themeColor="text1"/>
+      <w:color w:val="000000"/>
     </w:rPr>
     <w:tblPr>
       <w:tblStyleRowBandSize w:val="1"/>
@@ -13531,7 +13532,7 @@
       <w:rPr>
         <w:b/>
         <w:bCs/>
-        <w:color w:val="000000" w:themeColor="text1"/>
+        <w:color w:val="000000"/>
       </w:rPr>
       <w:tblPr/>
       <w:tcPr>
@@ -13542,7 +13543,7 @@
       <w:rPr>
         <w:b/>
         <w:bCs/>
-        <w:color w:val="000000" w:themeColor="text1"/>
+        <w:color w:val="000000"/>
       </w:rPr>
       <w:tblPr/>
       <w:tcPr>
@@ -13561,7 +13562,7 @@
       <w:rPr>
         <w:b/>
         <w:bCs/>
-        <w:color w:val="000000" w:themeColor="text1"/>
+        <w:color w:val="000000"/>
       </w:rPr>
       <w:tblPr/>
       <w:tcPr>
@@ -13580,7 +13581,7 @@
       <w:rPr>
         <w:b w:val="0"/>
         <w:bCs w:val="0"/>
-        <w:color w:val="000000" w:themeColor="text1"/>
+        <w:color w:val="000000"/>
       </w:rPr>
       <w:tblPr/>
       <w:tcPr>
@@ -13628,7 +13629,7 @@
     </w:pPr>
     <w:rPr>
       <w:rFonts w:asciiTheme="majorHAnsi" w:eastAsiaTheme="majorEastAsia" w:hAnsiTheme="majorHAnsi" w:cstheme="majorBidi"/>
-      <w:color w:val="000000" w:themeColor="text1"/>
+      <w:color w:val="000000"/>
     </w:rPr>
     <w:tblPr>
       <w:tblStyleRowBandSize w:val="1"/>
@@ -13656,7 +13657,7 @@
       <w:rPr>
         <w:b/>
         <w:bCs/>
-        <w:color w:val="000000" w:themeColor="text1"/>
+        <w:color w:val="000000"/>
       </w:rPr>
       <w:tblPr/>
       <w:tcPr>
@@ -13667,7 +13668,7 @@
       <w:rPr>
         <w:b/>
         <w:bCs/>
-        <w:color w:val="000000" w:themeColor="text1"/>
+        <w:color w:val="000000"/>
       </w:rPr>
       <w:tblPr/>
       <w:tcPr>
@@ -13686,7 +13687,7 @@
       <w:rPr>
         <w:b/>
         <w:bCs/>
-        <w:color w:val="000000" w:themeColor="text1"/>
+        <w:color w:val="000000"/>
       </w:rPr>
       <w:tblPr/>
       <w:tcPr>
@@ -13705,7 +13706,7 @@
       <w:rPr>
         <w:b w:val="0"/>
         <w:bCs w:val="0"/>
-        <w:color w:val="000000" w:themeColor="text1"/>
+        <w:color w:val="000000"/>
       </w:rPr>
       <w:tblPr/>
       <w:tcPr>
@@ -13753,7 +13754,7 @@
     </w:pPr>
     <w:rPr>
       <w:rFonts w:asciiTheme="majorHAnsi" w:eastAsiaTheme="majorEastAsia" w:hAnsiTheme="majorHAnsi" w:cstheme="majorBidi"/>
-      <w:color w:val="000000" w:themeColor="text1"/>
+      <w:color w:val="000000"/>
     </w:rPr>
     <w:tblPr>
       <w:tblStyleRowBandSize w:val="1"/>
@@ -13781,7 +13782,7 @@
       <w:rPr>
         <w:b/>
         <w:bCs/>
-        <w:color w:val="000000" w:themeColor="text1"/>
+        <w:color w:val="000000"/>
       </w:rPr>
       <w:tblPr/>
       <w:tcPr>
@@ -13792,7 +13793,7 @@
       <w:rPr>
         <w:b/>
         <w:bCs/>
-        <w:color w:val="000000" w:themeColor="text1"/>
+        <w:color w:val="000000"/>
       </w:rPr>
       <w:tblPr/>
       <w:tcPr>
@@ -13811,7 +13812,7 @@
       <w:rPr>
         <w:b/>
         <w:bCs/>
-        <w:color w:val="000000" w:themeColor="text1"/>
+        <w:color w:val="000000"/>
       </w:rPr>
       <w:tblPr/>
       <w:tcPr>
@@ -13830,7 +13831,7 @@
       <w:rPr>
         <w:b w:val="0"/>
         <w:bCs w:val="0"/>
-        <w:color w:val="000000" w:themeColor="text1"/>
+        <w:color w:val="000000"/>
       </w:rPr>
       <w:tblPr/>
       <w:tcPr>
@@ -13878,7 +13879,7 @@
     </w:pPr>
     <w:rPr>
       <w:rFonts w:asciiTheme="majorHAnsi" w:eastAsiaTheme="majorEastAsia" w:hAnsiTheme="majorHAnsi" w:cstheme="majorBidi"/>
-      <w:color w:val="000000" w:themeColor="text1"/>
+      <w:color w:val="000000"/>
     </w:rPr>
     <w:tblPr>
       <w:tblStyleRowBandSize w:val="1"/>
@@ -13906,7 +13907,7 @@
       <w:rPr>
         <w:b/>
         <w:bCs/>
-        <w:color w:val="000000" w:themeColor="text1"/>
+        <w:color w:val="000000"/>
       </w:rPr>
       <w:tblPr/>
       <w:tcPr>
@@ -13917,7 +13918,7 @@
       <w:rPr>
         <w:b/>
         <w:bCs/>
-        <w:color w:val="000000" w:themeColor="text1"/>
+        <w:color w:val="000000"/>
       </w:rPr>
       <w:tblPr/>
       <w:tcPr>
@@ -13936,7 +13937,7 @@
       <w:rPr>
         <w:b/>
         <w:bCs/>
-        <w:color w:val="000000" w:themeColor="text1"/>
+        <w:color w:val="000000"/>
       </w:rPr>
       <w:tblPr/>
       <w:tcPr>
@@ -13955,7 +13956,7 @@
       <w:rPr>
         <w:b w:val="0"/>
         <w:bCs w:val="0"/>
-        <w:color w:val="000000" w:themeColor="text1"/>
+        <w:color w:val="000000"/>
       </w:rPr>
       <w:tblPr/>
       <w:tcPr>
@@ -14003,7 +14004,7 @@
     </w:pPr>
     <w:rPr>
       <w:rFonts w:asciiTheme="majorHAnsi" w:eastAsiaTheme="majorEastAsia" w:hAnsiTheme="majorHAnsi" w:cstheme="majorBidi"/>
-      <w:color w:val="000000" w:themeColor="text1"/>
+      <w:color w:val="000000"/>
     </w:rPr>
     <w:tblPr>
       <w:tblStyleRowBandSize w:val="1"/>
@@ -14031,7 +14032,7 @@
       <w:rPr>
         <w:b/>
         <w:bCs/>
-        <w:color w:val="000000" w:themeColor="text1"/>
+        <w:color w:val="000000"/>
       </w:rPr>
       <w:tblPr/>
       <w:tcPr>
@@ -14042,7 +14043,7 @@
       <w:rPr>
         <w:b/>
         <w:bCs/>
-        <w:color w:val="000000" w:themeColor="text1"/>
+        <w:color w:val="000000"/>
       </w:rPr>
       <w:tblPr/>
       <w:tcPr>
@@ -14061,7 +14062,7 @@
       <w:rPr>
         <w:b/>
         <w:bCs/>
-        <w:color w:val="000000" w:themeColor="text1"/>
+        <w:color w:val="000000"/>
       </w:rPr>
       <w:tblPr/>
       <w:tcPr>
@@ -14080,7 +14081,7 @@
       <w:rPr>
         <w:b w:val="0"/>
         <w:bCs w:val="0"/>
-        <w:color w:val="000000" w:themeColor="text1"/>
+        <w:color w:val="000000"/>
       </w:rPr>
       <w:tblPr/>
       <w:tcPr>
@@ -14154,7 +14155,7 @@
         <w:bCs/>
         <w:i w:val="0"/>
         <w:iCs w:val="0"/>
-        <w:color w:val="FFFFFF" w:themeColor="background1"/>
+        <w:color w:val="000000"/>
       </w:rPr>
       <w:tblPr/>
       <w:tcPr>
@@ -14175,7 +14176,7 @@
         <w:bCs/>
         <w:i w:val="0"/>
         <w:iCs w:val="0"/>
-        <w:color w:val="FFFFFF" w:themeColor="background1"/>
+        <w:color w:val="000000"/>
       </w:rPr>
       <w:tblPr/>
       <w:tcPr>
@@ -14196,7 +14197,7 @@
         <w:bCs/>
         <w:i w:val="0"/>
         <w:iCs w:val="0"/>
-        <w:color w:val="FFFFFF" w:themeColor="background1"/>
+        <w:color w:val="000000"/>
       </w:rPr>
       <w:tblPr/>
       <w:tcPr>
@@ -14215,7 +14216,7 @@
         <w:bCs/>
         <w:i w:val="0"/>
         <w:iCs w:val="0"/>
-        <w:color w:val="FFFFFF" w:themeColor="background1"/>
+        <w:color w:val="000000"/>
       </w:rPr>
       <w:tblPr/>
       <w:tcPr>
@@ -14295,7 +14296,7 @@
         <w:bCs/>
         <w:i w:val="0"/>
         <w:iCs w:val="0"/>
-        <w:color w:val="FFFFFF" w:themeColor="background1"/>
+        <w:color w:val="000000"/>
       </w:rPr>
       <w:tblPr/>
       <w:tcPr>
@@ -14316,7 +14317,7 @@
         <w:bCs/>
         <w:i w:val="0"/>
         <w:iCs w:val="0"/>
-        <w:color w:val="FFFFFF" w:themeColor="background1"/>
+        <w:color w:val="000000"/>
       </w:rPr>
       <w:tblPr/>
       <w:tcPr>
@@ -14337,7 +14338,7 @@
         <w:bCs/>
         <w:i w:val="0"/>
         <w:iCs w:val="0"/>
-        <w:color w:val="FFFFFF" w:themeColor="background1"/>
+        <w:color w:val="000000"/>
       </w:rPr>
       <w:tblPr/>
       <w:tcPr>
@@ -14356,7 +14357,7 @@
         <w:bCs/>
         <w:i w:val="0"/>
         <w:iCs w:val="0"/>
-        <w:color w:val="FFFFFF" w:themeColor="background1"/>
+        <w:color w:val="000000"/>
       </w:rPr>
       <w:tblPr/>
       <w:tcPr>
@@ -14436,7 +14437,7 @@
         <w:bCs/>
         <w:i w:val="0"/>
         <w:iCs w:val="0"/>
-        <w:color w:val="FFFFFF" w:themeColor="background1"/>
+        <w:color w:val="000000"/>
       </w:rPr>
       <w:tblPr/>
       <w:tcPr>
@@ -14457,7 +14458,7 @@
         <w:bCs/>
         <w:i w:val="0"/>
         <w:iCs w:val="0"/>
-        <w:color w:val="FFFFFF" w:themeColor="background1"/>
+        <w:color w:val="000000"/>
       </w:rPr>
       <w:tblPr/>
       <w:tcPr>
@@ -14478,7 +14479,7 @@
         <w:bCs/>
         <w:i w:val="0"/>
         <w:iCs w:val="0"/>
-        <w:color w:val="FFFFFF" w:themeColor="background1"/>
+        <w:color w:val="000000"/>
       </w:rPr>
       <w:tblPr/>
       <w:tcPr>
@@ -14497,7 +14498,7 @@
         <w:bCs/>
         <w:i w:val="0"/>
         <w:iCs w:val="0"/>
-        <w:color w:val="FFFFFF" w:themeColor="background1"/>
+        <w:color w:val="000000"/>
       </w:rPr>
       <w:tblPr/>
       <w:tcPr>
@@ -14577,7 +14578,7 @@
         <w:bCs/>
         <w:i w:val="0"/>
         <w:iCs w:val="0"/>
-        <w:color w:val="FFFFFF" w:themeColor="background1"/>
+        <w:color w:val="000000"/>
       </w:rPr>
       <w:tblPr/>
       <w:tcPr>
@@ -14598,7 +14599,7 @@
         <w:bCs/>
         <w:i w:val="0"/>
         <w:iCs w:val="0"/>
-        <w:color w:val="FFFFFF" w:themeColor="background1"/>
+        <w:color w:val="000000"/>
       </w:rPr>
       <w:tblPr/>
       <w:tcPr>
@@ -14619,7 +14620,7 @@
         <w:bCs/>
         <w:i w:val="0"/>
         <w:iCs w:val="0"/>
-        <w:color w:val="FFFFFF" w:themeColor="background1"/>
+        <w:color w:val="000000"/>
       </w:rPr>
       <w:tblPr/>
       <w:tcPr>
@@ -14638,7 +14639,7 @@
         <w:bCs/>
         <w:i w:val="0"/>
         <w:iCs w:val="0"/>
-        <w:color w:val="FFFFFF" w:themeColor="background1"/>
+        <w:color w:val="000000"/>
       </w:rPr>
       <w:tblPr/>
       <w:tcPr>
@@ -14718,7 +14719,7 @@
         <w:bCs/>
         <w:i w:val="0"/>
         <w:iCs w:val="0"/>
-        <w:color w:val="FFFFFF" w:themeColor="background1"/>
+        <w:color w:val="000000"/>
       </w:rPr>
       <w:tblPr/>
       <w:tcPr>
@@ -14739,7 +14740,7 @@
         <w:bCs/>
         <w:i w:val="0"/>
         <w:iCs w:val="0"/>
-        <w:color w:val="FFFFFF" w:themeColor="background1"/>
+        <w:color w:val="000000"/>
       </w:rPr>
       <w:tblPr/>
       <w:tcPr>
@@ -14760,7 +14761,7 @@
         <w:bCs/>
         <w:i w:val="0"/>
         <w:iCs w:val="0"/>
-        <w:color w:val="FFFFFF" w:themeColor="background1"/>
+        <w:color w:val="000000"/>
       </w:rPr>
       <w:tblPr/>
       <w:tcPr>
@@ -14779,7 +14780,7 @@
         <w:bCs/>
         <w:i w:val="0"/>
         <w:iCs w:val="0"/>
-        <w:color w:val="FFFFFF" w:themeColor="background1"/>
+        <w:color w:val="000000"/>
       </w:rPr>
       <w:tblPr/>
       <w:tcPr>
@@ -14859,7 +14860,7 @@
         <w:bCs/>
         <w:i w:val="0"/>
         <w:iCs w:val="0"/>
-        <w:color w:val="FFFFFF" w:themeColor="background1"/>
+        <w:color w:val="000000"/>
       </w:rPr>
       <w:tblPr/>
       <w:tcPr>
@@ -14880,7 +14881,7 @@
         <w:bCs/>
         <w:i w:val="0"/>
         <w:iCs w:val="0"/>
-        <w:color w:val="FFFFFF" w:themeColor="background1"/>
+        <w:color w:val="000000"/>
       </w:rPr>
       <w:tblPr/>
       <w:tcPr>
@@ -14901,7 +14902,7 @@
         <w:bCs/>
         <w:i w:val="0"/>
         <w:iCs w:val="0"/>
-        <w:color w:val="FFFFFF" w:themeColor="background1"/>
+        <w:color w:val="000000"/>
       </w:rPr>
       <w:tblPr/>
       <w:tcPr>
@@ -14920,7 +14921,7 @@
         <w:bCs/>
         <w:i w:val="0"/>
         <w:iCs w:val="0"/>
-        <w:color w:val="FFFFFF" w:themeColor="background1"/>
+        <w:color w:val="000000"/>
       </w:rPr>
       <w:tblPr/>
       <w:tcPr>
@@ -15000,7 +15001,7 @@
         <w:bCs/>
         <w:i w:val="0"/>
         <w:iCs w:val="0"/>
-        <w:color w:val="FFFFFF" w:themeColor="background1"/>
+        <w:color w:val="000000"/>
       </w:rPr>
       <w:tblPr/>
       <w:tcPr>
@@ -15021,7 +15022,7 @@
         <w:bCs/>
         <w:i w:val="0"/>
         <w:iCs w:val="0"/>
-        <w:color w:val="FFFFFF" w:themeColor="background1"/>
+        <w:color w:val="000000"/>
       </w:rPr>
       <w:tblPr/>
       <w:tcPr>
@@ -15042,7 +15043,7 @@
         <w:bCs/>
         <w:i w:val="0"/>
         <w:iCs w:val="0"/>
-        <w:color w:val="FFFFFF" w:themeColor="background1"/>
+        <w:color w:val="000000"/>
       </w:rPr>
       <w:tblPr/>
       <w:tcPr>
@@ -15061,7 +15062,7 @@
         <w:bCs/>
         <w:i w:val="0"/>
         <w:iCs w:val="0"/>
-        <w:color w:val="FFFFFF" w:themeColor="background1"/>
+        <w:color w:val="000000"/>
       </w:rPr>
       <w:tblPr/>
       <w:tcPr>
@@ -15114,7 +15115,7 @@
       <w:spacing w:after="0" w:line="240" w:lineRule="auto"/>
     </w:pPr>
     <w:rPr>
-      <w:color w:val="FFFFFF" w:themeColor="background1"/>
+      <w:color w:val="000000"/>
     </w:rPr>
     <w:tblPr>
       <w:tblStyleRowBandSize w:val="1"/>
@@ -15228,7 +15229,7 @@
       <w:spacing w:after="0" w:line="240" w:lineRule="auto"/>
     </w:pPr>
     <w:rPr>
-      <w:color w:val="FFFFFF" w:themeColor="background1"/>
+      <w:color w:val="000000"/>
     </w:rPr>
     <w:tblPr>
       <w:tblStyleRowBandSize w:val="1"/>
@@ -15342,7 +15343,7 @@
       <w:spacing w:after="0" w:line="240" w:lineRule="auto"/>
     </w:pPr>
     <w:rPr>
-      <w:color w:val="FFFFFF" w:themeColor="background1"/>
+      <w:color w:val="000000"/>
     </w:rPr>
     <w:tblPr>
       <w:tblStyleRowBandSize w:val="1"/>
@@ -15456,7 +15457,7 @@
       <w:spacing w:after="0" w:line="240" w:lineRule="auto"/>
     </w:pPr>
     <w:rPr>
-      <w:color w:val="FFFFFF" w:themeColor="background1"/>
+      <w:color w:val="000000"/>
     </w:rPr>
     <w:tblPr>
       <w:tblStyleRowBandSize w:val="1"/>
@@ -15570,7 +15571,7 @@
       <w:spacing w:after="0" w:line="240" w:lineRule="auto"/>
     </w:pPr>
     <w:rPr>
-      <w:color w:val="FFFFFF" w:themeColor="background1"/>
+      <w:color w:val="000000"/>
     </w:rPr>
     <w:tblPr>
       <w:tblStyleRowBandSize w:val="1"/>
@@ -15684,7 +15685,7 @@
       <w:spacing w:after="0" w:line="240" w:lineRule="auto"/>
     </w:pPr>
     <w:rPr>
-      <w:color w:val="FFFFFF" w:themeColor="background1"/>
+      <w:color w:val="000000"/>
     </w:rPr>
     <w:tblPr>
       <w:tblStyleRowBandSize w:val="1"/>
@@ -15798,7 +15799,7 @@
       <w:spacing w:after="0" w:line="240" w:lineRule="auto"/>
     </w:pPr>
     <w:rPr>
-      <w:color w:val="FFFFFF" w:themeColor="background1"/>
+      <w:color w:val="000000"/>
     </w:rPr>
     <w:tblPr>
       <w:tblStyleRowBandSize w:val="1"/>
@@ -15912,7 +15913,7 @@
       <w:spacing w:after="0" w:line="240" w:lineRule="auto"/>
     </w:pPr>
     <w:rPr>
-      <w:color w:val="000000" w:themeColor="text1"/>
+      <w:color w:val="000000"/>
     </w:rPr>
     <w:tblPr>
       <w:tblStyleRowBandSize w:val="1"/>
@@ -15958,7 +15959,7 @@
       <w:rPr>
         <w:b/>
         <w:bCs/>
-        <w:color w:val="FFFFFF" w:themeColor="background1"/>
+        <w:color w:val="000000"/>
       </w:rPr>
       <w:tblPr/>
       <w:tcPr>
@@ -15970,7 +15971,7 @@
     </w:tblStylePr>
     <w:tblStylePr w:type="firstCol">
       <w:rPr>
-        <w:color w:val="FFFFFF" w:themeColor="background1"/>
+        <w:color w:val="000000"/>
       </w:rPr>
       <w:tblPr/>
       <w:tcPr>
@@ -15987,7 +15988,7 @@
     </w:tblStylePr>
     <w:tblStylePr w:type="lastCol">
       <w:rPr>
-        <w:color w:val="FFFFFF" w:themeColor="background1"/>
+        <w:color w:val="000000"/>
       </w:rPr>
       <w:tblPr/>
       <w:tcPr>
@@ -16016,12 +16017,12 @@
     </w:tblStylePr>
     <w:tblStylePr w:type="neCell">
       <w:rPr>
-        <w:color w:val="000000" w:themeColor="text1"/>
+        <w:color w:val="000000"/>
       </w:rPr>
     </w:tblStylePr>
     <w:tblStylePr w:type="nwCell">
       <w:rPr>
-        <w:color w:val="000000" w:themeColor="text1"/>
+        <w:color w:val="000000"/>
       </w:rPr>
     </w:tblStylePr>
   </w:style>
@@ -16034,7 +16035,7 @@
       <w:spacing w:after="0" w:line="240" w:lineRule="auto"/>
     </w:pPr>
     <w:rPr>
-      <w:color w:val="000000" w:themeColor="text1"/>
+      <w:color w:val="000000"/>
     </w:rPr>
     <w:tblPr>
       <w:tblStyleRowBandSize w:val="1"/>
@@ -16080,7 +16081,7 @@
       <w:rPr>
         <w:b/>
         <w:bCs/>
-        <w:color w:val="FFFFFF" w:themeColor="background1"/>
+        <w:color w:val="000000"/>
       </w:rPr>
       <w:tblPr/>
       <w:tcPr>
@@ -16092,7 +16093,7 @@
     </w:tblStylePr>
     <w:tblStylePr w:type="firstCol">
       <w:rPr>
-        <w:color w:val="FFFFFF" w:themeColor="background1"/>
+        <w:color w:val="000000"/>
       </w:rPr>
       <w:tblPr/>
       <w:tcPr>
@@ -16109,7 +16110,7 @@
     </w:tblStylePr>
     <w:tblStylePr w:type="lastCol">
       <w:rPr>
-        <w:color w:val="FFFFFF" w:themeColor="background1"/>
+        <w:color w:val="000000"/>
       </w:rPr>
       <w:tblPr/>
       <w:tcPr>
@@ -16138,12 +16139,12 @@
     </w:tblStylePr>
     <w:tblStylePr w:type="neCell">
       <w:rPr>
-        <w:color w:val="000000" w:themeColor="text1"/>
+        <w:color w:val="000000"/>
       </w:rPr>
     </w:tblStylePr>
     <w:tblStylePr w:type="nwCell">
       <w:rPr>
-        <w:color w:val="000000" w:themeColor="text1"/>
+        <w:color w:val="000000"/>
       </w:rPr>
     </w:tblStylePr>
   </w:style>
@@ -16156,7 +16157,7 @@
       <w:spacing w:after="0" w:line="240" w:lineRule="auto"/>
     </w:pPr>
     <w:rPr>
-      <w:color w:val="000000" w:themeColor="text1"/>
+      <w:color w:val="000000"/>
     </w:rPr>
     <w:tblPr>
       <w:tblStyleRowBandSize w:val="1"/>
@@ -16202,7 +16203,7 @@
       <w:rPr>
         <w:b/>
         <w:bCs/>
-        <w:color w:val="FFFFFF" w:themeColor="background1"/>
+        <w:color w:val="000000"/>
       </w:rPr>
       <w:tblPr/>
       <w:tcPr>
@@ -16214,7 +16215,7 @@
     </w:tblStylePr>
     <w:tblStylePr w:type="firstCol">
       <w:rPr>
-        <w:color w:val="FFFFFF" w:themeColor="background1"/>
+        <w:color w:val="000000"/>
       </w:rPr>
       <w:tblPr/>
       <w:tcPr>
@@ -16231,7 +16232,7 @@
     </w:tblStylePr>
     <w:tblStylePr w:type="lastCol">
       <w:rPr>
-        <w:color w:val="FFFFFF" w:themeColor="background1"/>
+        <w:color w:val="000000"/>
       </w:rPr>
       <w:tblPr/>
       <w:tcPr>
@@ -16260,12 +16261,12 @@
     </w:tblStylePr>
     <w:tblStylePr w:type="neCell">
       <w:rPr>
-        <w:color w:val="000000" w:themeColor="text1"/>
+        <w:color w:val="000000"/>
       </w:rPr>
     </w:tblStylePr>
     <w:tblStylePr w:type="nwCell">
       <w:rPr>
-        <w:color w:val="000000" w:themeColor="text1"/>
+        <w:color w:val="000000"/>
       </w:rPr>
     </w:tblStylePr>
   </w:style>
@@ -16278,7 +16279,7 @@
       <w:spacing w:after="0" w:line="240" w:lineRule="auto"/>
     </w:pPr>
     <w:rPr>
-      <w:color w:val="000000" w:themeColor="text1"/>
+      <w:color w:val="000000"/>
     </w:rPr>
     <w:tblPr>
       <w:tblStyleRowBandSize w:val="1"/>
@@ -16324,7 +16325,7 @@
       <w:rPr>
         <w:b/>
         <w:bCs/>
-        <w:color w:val="FFFFFF" w:themeColor="background1"/>
+        <w:color w:val="000000"/>
       </w:rPr>
       <w:tblPr/>
       <w:tcPr>
@@ -16336,7 +16337,7 @@
     </w:tblStylePr>
     <w:tblStylePr w:type="firstCol">
       <w:rPr>
-        <w:color w:val="FFFFFF" w:themeColor="background1"/>
+        <w:color w:val="000000"/>
       </w:rPr>
       <w:tblPr/>
       <w:tcPr>
@@ -16353,7 +16354,7 @@
     </w:tblStylePr>
     <w:tblStylePr w:type="lastCol">
       <w:rPr>
-        <w:color w:val="FFFFFF" w:themeColor="background1"/>
+        <w:color w:val="000000"/>
       </w:rPr>
       <w:tblPr/>
       <w:tcPr>
@@ -16390,7 +16391,7 @@
       <w:spacing w:after="0" w:line="240" w:lineRule="auto"/>
     </w:pPr>
     <w:rPr>
-      <w:color w:val="000000" w:themeColor="text1"/>
+      <w:color w:val="000000"/>
     </w:rPr>
     <w:tblPr>
       <w:tblStyleRowBandSize w:val="1"/>
@@ -16436,7 +16437,7 @@
       <w:rPr>
         <w:b/>
         <w:bCs/>
-        <w:color w:val="FFFFFF" w:themeColor="background1"/>
+        <w:color w:val="000000"/>
       </w:rPr>
       <w:tblPr/>
       <w:tcPr>
@@ -16448,7 +16449,7 @@
     </w:tblStylePr>
     <w:tblStylePr w:type="firstCol">
       <w:rPr>
-        <w:color w:val="FFFFFF" w:themeColor="background1"/>
+        <w:color w:val="000000"/>
       </w:rPr>
       <w:tblPr/>
       <w:tcPr>
@@ -16465,7 +16466,7 @@
     </w:tblStylePr>
     <w:tblStylePr w:type="lastCol">
       <w:rPr>
-        <w:color w:val="FFFFFF" w:themeColor="background1"/>
+        <w:color w:val="000000"/>
       </w:rPr>
       <w:tblPr/>
       <w:tcPr>
@@ -16494,12 +16495,12 @@
     </w:tblStylePr>
     <w:tblStylePr w:type="neCell">
       <w:rPr>
-        <w:color w:val="000000" w:themeColor="text1"/>
+        <w:color w:val="000000"/>
       </w:rPr>
     </w:tblStylePr>
     <w:tblStylePr w:type="nwCell">
       <w:rPr>
-        <w:color w:val="000000" w:themeColor="text1"/>
+        <w:color w:val="000000"/>
       </w:rPr>
     </w:tblStylePr>
   </w:style>
@@ -16512,7 +16513,7 @@
       <w:spacing w:after="0" w:line="240" w:lineRule="auto"/>
     </w:pPr>
     <w:rPr>
-      <w:color w:val="000000" w:themeColor="text1"/>
+      <w:color w:val="000000"/>
     </w:rPr>
     <w:tblPr>
       <w:tblStyleRowBandSize w:val="1"/>
@@ -16558,7 +16559,7 @@
       <w:rPr>
         <w:b/>
         <w:bCs/>
-        <w:color w:val="FFFFFF" w:themeColor="background1"/>
+        <w:color w:val="000000"/>
       </w:rPr>
       <w:tblPr/>
       <w:tcPr>
@@ -16570,7 +16571,7 @@
     </w:tblStylePr>
     <w:tblStylePr w:type="firstCol">
       <w:rPr>
-        <w:color w:val="FFFFFF" w:themeColor="background1"/>
+        <w:color w:val="000000"/>
       </w:rPr>
       <w:tblPr/>
       <w:tcPr>
@@ -16587,7 +16588,7 @@
     </w:tblStylePr>
     <w:tblStylePr w:type="lastCol">
       <w:rPr>
-        <w:color w:val="FFFFFF" w:themeColor="background1"/>
+        <w:color w:val="000000"/>
       </w:rPr>
       <w:tblPr/>
       <w:tcPr>
@@ -16616,12 +16617,12 @@
     </w:tblStylePr>
     <w:tblStylePr w:type="neCell">
       <w:rPr>
-        <w:color w:val="000000" w:themeColor="text1"/>
+        <w:color w:val="000000"/>
       </w:rPr>
     </w:tblStylePr>
     <w:tblStylePr w:type="nwCell">
       <w:rPr>
-        <w:color w:val="000000" w:themeColor="text1"/>
+        <w:color w:val="000000"/>
       </w:rPr>
     </w:tblStylePr>
   </w:style>
@@ -16634,7 +16635,7 @@
       <w:spacing w:after="0" w:line="240" w:lineRule="auto"/>
     </w:pPr>
     <w:rPr>
-      <w:color w:val="000000" w:themeColor="text1"/>
+      <w:color w:val="000000"/>
     </w:rPr>
     <w:tblPr>
       <w:tblStyleRowBandSize w:val="1"/>
@@ -16680,7 +16681,7 @@
       <w:rPr>
         <w:b/>
         <w:bCs/>
-        <w:color w:val="FFFFFF" w:themeColor="background1"/>
+        <w:color w:val="000000"/>
       </w:rPr>
       <w:tblPr/>
       <w:tcPr>
@@ -16692,7 +16693,7 @@
     </w:tblStylePr>
     <w:tblStylePr w:type="firstCol">
       <w:rPr>
-        <w:color w:val="FFFFFF" w:themeColor="background1"/>
+        <w:color w:val="000000"/>
       </w:rPr>
       <w:tblPr/>
       <w:tcPr>
@@ -16709,7 +16710,7 @@
     </w:tblStylePr>
     <w:tblStylePr w:type="lastCol">
       <w:rPr>
-        <w:color w:val="FFFFFF" w:themeColor="background1"/>
+        <w:color w:val="000000"/>
       </w:rPr>
       <w:tblPr/>
       <w:tcPr>
@@ -16738,12 +16739,12 @@
     </w:tblStylePr>
     <w:tblStylePr w:type="neCell">
       <w:rPr>
-        <w:color w:val="000000" w:themeColor="text1"/>
+        <w:color w:val="000000"/>
       </w:rPr>
     </w:tblStylePr>
     <w:tblStylePr w:type="nwCell">
       <w:rPr>
-        <w:color w:val="000000" w:themeColor="text1"/>
+        <w:color w:val="000000"/>
       </w:rPr>
     </w:tblStylePr>
   </w:style>
@@ -16756,7 +16757,7 @@
       <w:spacing w:after="0" w:line="240" w:lineRule="auto"/>
     </w:pPr>
     <w:rPr>
-      <w:color w:val="000000" w:themeColor="text1"/>
+      <w:color w:val="000000"/>
     </w:rPr>
     <w:tblPr>
       <w:tblStyleRowBandSize w:val="1"/>
@@ -16776,7 +16777,7 @@
       <w:rPr>
         <w:b/>
         <w:bCs/>
-        <w:color w:val="FFFFFF" w:themeColor="background1"/>
+        <w:color w:val="000000"/>
       </w:rPr>
       <w:tblPr/>
       <w:tcPr>
@@ -16790,7 +16791,7 @@
       <w:rPr>
         <w:b/>
         <w:bCs/>
-        <w:color w:val="9E3A38" w:themeColor="accent2" w:themeShade="CC"/>
+        <w:color w:val="000000"/>
       </w:rPr>
       <w:tblPr/>
       <w:tcPr>
@@ -16842,7 +16843,7 @@
       <w:spacing w:after="0" w:line="240" w:lineRule="auto"/>
     </w:pPr>
     <w:rPr>
-      <w:color w:val="000000" w:themeColor="text1"/>
+      <w:color w:val="000000"/>
     </w:rPr>
     <w:tblPr>
       <w:tblStyleRowBandSize w:val="1"/>
@@ -16862,7 +16863,7 @@
       <w:rPr>
         <w:b/>
         <w:bCs/>
-        <w:color w:val="FFFFFF" w:themeColor="background1"/>
+        <w:color w:val="000000"/>
       </w:rPr>
       <w:tblPr/>
       <w:tcPr>
@@ -16876,7 +16877,7 @@
       <w:rPr>
         <w:b/>
         <w:bCs/>
-        <w:color w:val="9E3A38" w:themeColor="accent2" w:themeShade="CC"/>
+        <w:color w:val="000000"/>
       </w:rPr>
       <w:tblPr/>
       <w:tcPr>
@@ -16928,7 +16929,7 @@
       <w:spacing w:after="0" w:line="240" w:lineRule="auto"/>
     </w:pPr>
     <w:rPr>
-      <w:color w:val="000000" w:themeColor="text1"/>
+      <w:color w:val="000000"/>
     </w:rPr>
     <w:tblPr>
       <w:tblStyleRowBandSize w:val="1"/>
@@ -16948,7 +16949,7 @@
       <w:rPr>
         <w:b/>
         <w:bCs/>
-        <w:color w:val="FFFFFF" w:themeColor="background1"/>
+        <w:color w:val="000000"/>
       </w:rPr>
       <w:tblPr/>
       <w:tcPr>
@@ -16962,7 +16963,7 @@
       <w:rPr>
         <w:b/>
         <w:bCs/>
-        <w:color w:val="9E3A38" w:themeColor="accent2" w:themeShade="CC"/>
+        <w:color w:val="000000"/>
       </w:rPr>
       <w:tblPr/>
       <w:tcPr>
@@ -17014,7 +17015,7 @@
       <w:spacing w:after="0" w:line="240" w:lineRule="auto"/>
     </w:pPr>
     <w:rPr>
-      <w:color w:val="000000" w:themeColor="text1"/>
+      <w:color w:val="000000"/>
     </w:rPr>
     <w:tblPr>
       <w:tblStyleRowBandSize w:val="1"/>
@@ -17034,7 +17035,7 @@
       <w:rPr>
         <w:b/>
         <w:bCs/>
-        <w:color w:val="FFFFFF" w:themeColor="background1"/>
+        <w:color w:val="000000"/>
       </w:rPr>
       <w:tblPr/>
       <w:tcPr>
@@ -17048,7 +17049,7 @@
       <w:rPr>
         <w:b/>
         <w:bCs/>
-        <w:color w:val="664E82" w:themeColor="accent4" w:themeShade="CC"/>
+        <w:color w:val="000000"/>
       </w:rPr>
       <w:tblPr/>
       <w:tcPr>
@@ -17100,7 +17101,7 @@
       <w:spacing w:after="0" w:line="240" w:lineRule="auto"/>
     </w:pPr>
     <w:rPr>
-      <w:color w:val="000000" w:themeColor="text1"/>
+      <w:color w:val="000000"/>
     </w:rPr>
     <w:tblPr>
       <w:tblStyleRowBandSize w:val="1"/>
@@ -17120,7 +17121,7 @@
       <w:rPr>
         <w:b/>
         <w:bCs/>
-        <w:color w:val="FFFFFF" w:themeColor="background1"/>
+        <w:color w:val="000000"/>
       </w:rPr>
       <w:tblPr/>
       <w:tcPr>
@@ -17134,7 +17135,7 @@
       <w:rPr>
         <w:b/>
         <w:bCs/>
-        <w:color w:val="7E9C40" w:themeColor="accent3" w:themeShade="CC"/>
+        <w:color w:val="000000"/>
       </w:rPr>
       <w:tblPr/>
       <w:tcPr>
@@ -17186,7 +17187,7 @@
       <w:spacing w:after="0" w:line="240" w:lineRule="auto"/>
     </w:pPr>
     <w:rPr>
-      <w:color w:val="000000" w:themeColor="text1"/>
+      <w:color w:val="000000"/>
     </w:rPr>
     <w:tblPr>
       <w:tblStyleRowBandSize w:val="1"/>
@@ -17206,7 +17207,7 @@
       <w:rPr>
         <w:b/>
         <w:bCs/>
-        <w:color w:val="FFFFFF" w:themeColor="background1"/>
+        <w:color w:val="000000"/>
       </w:rPr>
       <w:tblPr/>
       <w:tcPr>
@@ -17220,7 +17221,7 @@
       <w:rPr>
         <w:b/>
         <w:bCs/>
-        <w:color w:val="F2730A" w:themeColor="accent6" w:themeShade="CC"/>
+        <w:color w:val="000000"/>
       </w:rPr>
       <w:tblPr/>
       <w:tcPr>
@@ -17272,7 +17273,7 @@
       <w:spacing w:after="0" w:line="240" w:lineRule="auto"/>
     </w:pPr>
     <w:rPr>
-      <w:color w:val="000000" w:themeColor="text1"/>
+      <w:color w:val="000000"/>
     </w:rPr>
     <w:tblPr>
       <w:tblStyleRowBandSize w:val="1"/>
@@ -17292,7 +17293,7 @@
       <w:rPr>
         <w:b/>
         <w:bCs/>
-        <w:color w:val="FFFFFF" w:themeColor="background1"/>
+        <w:color w:val="000000"/>
       </w:rPr>
       <w:tblPr/>
       <w:tcPr>
@@ -17306,7 +17307,7 @@
       <w:rPr>
         <w:b/>
         <w:bCs/>
-        <w:color w:val="348DA5" w:themeColor="accent5" w:themeShade="CC"/>
+        <w:color w:val="000000"/>
       </w:rPr>
       <w:tblPr/>
       <w:tcPr>
@@ -17358,7 +17359,7 @@
       <w:spacing w:after="0" w:line="240" w:lineRule="auto"/>
     </w:pPr>
     <w:rPr>
-      <w:color w:val="000000" w:themeColor="text1"/>
+      <w:color w:val="000000"/>
     </w:rPr>
     <w:tblPr>
       <w:tblStyleRowBandSize w:val="1"/>
@@ -17391,7 +17392,7 @@
       <w:rPr>
         <w:b/>
         <w:bCs/>
-        <w:color w:val="000000" w:themeColor="text1"/>
+        <w:color w:val="000000"/>
       </w:rPr>
       <w:tblPr/>
       <w:tcPr>
@@ -17400,7 +17401,7 @@
     </w:tblStylePr>
     <w:tblStylePr w:type="firstCol">
       <w:rPr>
-        <w:color w:val="FFFFFF" w:themeColor="background1"/>
+        <w:color w:val="000000"/>
       </w:rPr>
       <w:tblPr/>
       <w:tcPr>
@@ -17409,7 +17410,7 @@
     </w:tblStylePr>
     <w:tblStylePr w:type="lastCol">
       <w:rPr>
-        <w:color w:val="FFFFFF" w:themeColor="background1"/>
+        <w:color w:val="000000"/>
       </w:rPr>
       <w:tblPr/>
       <w:tcPr>
@@ -17438,7 +17439,7 @@
       <w:spacing w:after="0" w:line="240" w:lineRule="auto"/>
     </w:pPr>
     <w:rPr>
-      <w:color w:val="000000" w:themeColor="text1"/>
+      <w:color w:val="000000"/>
     </w:rPr>
     <w:tblPr>
       <w:tblStyleRowBandSize w:val="1"/>
@@ -17471,7 +17472,7 @@
       <w:rPr>
         <w:b/>
         <w:bCs/>
-        <w:color w:val="000000" w:themeColor="text1"/>
+        <w:color w:val="000000"/>
       </w:rPr>
       <w:tblPr/>
       <w:tcPr>
@@ -17480,7 +17481,7 @@
     </w:tblStylePr>
     <w:tblStylePr w:type="firstCol">
       <w:rPr>
-        <w:color w:val="FFFFFF" w:themeColor="background1"/>
+        <w:color w:val="000000"/>
       </w:rPr>
       <w:tblPr/>
       <w:tcPr>
@@ -17489,7 +17490,7 @@
     </w:tblStylePr>
     <w:tblStylePr w:type="lastCol">
       <w:rPr>
-        <w:color w:val="FFFFFF" w:themeColor="background1"/>
+        <w:color w:val="000000"/>
       </w:rPr>
       <w:tblPr/>
       <w:tcPr>
@@ -17518,7 +17519,7 @@
       <w:spacing w:after="0" w:line="240" w:lineRule="auto"/>
     </w:pPr>
     <w:rPr>
-      <w:color w:val="000000" w:themeColor="text1"/>
+      <w:color w:val="000000"/>
     </w:rPr>
     <w:tblPr>
       <w:tblStyleRowBandSize w:val="1"/>
@@ -17551,7 +17552,7 @@
       <w:rPr>
         <w:b/>
         <w:bCs/>
-        <w:color w:val="000000" w:themeColor="text1"/>
+        <w:color w:val="000000"/>
       </w:rPr>
       <w:tblPr/>
       <w:tcPr>
@@ -17560,7 +17561,7 @@
     </w:tblStylePr>
     <w:tblStylePr w:type="firstCol">
       <w:rPr>
-        <w:color w:val="FFFFFF" w:themeColor="background1"/>
+        <w:color w:val="000000"/>
       </w:rPr>
       <w:tblPr/>
       <w:tcPr>
@@ -17569,7 +17570,7 @@
     </w:tblStylePr>
     <w:tblStylePr w:type="lastCol">
       <w:rPr>
-        <w:color w:val="FFFFFF" w:themeColor="background1"/>
+        <w:color w:val="000000"/>
       </w:rPr>
       <w:tblPr/>
       <w:tcPr>
@@ -17598,7 +17599,7 @@
       <w:spacing w:after="0" w:line="240" w:lineRule="auto"/>
     </w:pPr>
     <w:rPr>
-      <w:color w:val="000000" w:themeColor="text1"/>
+      <w:color w:val="000000"/>
     </w:rPr>
     <w:tblPr>
       <w:tblStyleRowBandSize w:val="1"/>
@@ -17631,7 +17632,7 @@
       <w:rPr>
         <w:b/>
         <w:bCs/>
-        <w:color w:val="000000" w:themeColor="text1"/>
+        <w:color w:val="000000"/>
       </w:rPr>
       <w:tblPr/>
       <w:tcPr>
@@ -17640,7 +17641,7 @@
     </w:tblStylePr>
     <w:tblStylePr w:type="firstCol">
       <w:rPr>
-        <w:color w:val="FFFFFF" w:themeColor="background1"/>
+        <w:color w:val="000000"/>
       </w:rPr>
       <w:tblPr/>
       <w:tcPr>
@@ -17649,7 +17650,7 @@
     </w:tblStylePr>
     <w:tblStylePr w:type="lastCol">
       <w:rPr>
-        <w:color w:val="FFFFFF" w:themeColor="background1"/>
+        <w:color w:val="000000"/>
       </w:rPr>
       <w:tblPr/>
       <w:tcPr>
@@ -17678,7 +17679,7 @@
       <w:spacing w:after="0" w:line="240" w:lineRule="auto"/>
     </w:pPr>
     <w:rPr>
-      <w:color w:val="000000" w:themeColor="text1"/>
+      <w:color w:val="000000"/>
     </w:rPr>
     <w:tblPr>
       <w:tblStyleRowBandSize w:val="1"/>
@@ -17711,7 +17712,7 @@
       <w:rPr>
         <w:b/>
         <w:bCs/>
-        <w:color w:val="000000" w:themeColor="text1"/>
+        <w:color w:val="000000"/>
       </w:rPr>
       <w:tblPr/>
       <w:tcPr>
@@ -17720,7 +17721,7 @@
     </w:tblStylePr>
     <w:tblStylePr w:type="firstCol">
       <w:rPr>
-        <w:color w:val="FFFFFF" w:themeColor="background1"/>
+        <w:color w:val="000000"/>
       </w:rPr>
       <w:tblPr/>
       <w:tcPr>
@@ -17729,7 +17730,7 @@
     </w:tblStylePr>
     <w:tblStylePr w:type="lastCol">
       <w:rPr>
-        <w:color w:val="FFFFFF" w:themeColor="background1"/>
+        <w:color w:val="000000"/>
       </w:rPr>
       <w:tblPr/>
       <w:tcPr>
@@ -17758,7 +17759,7 @@
       <w:spacing w:after="0" w:line="240" w:lineRule="auto"/>
     </w:pPr>
     <w:rPr>
-      <w:color w:val="000000" w:themeColor="text1"/>
+      <w:color w:val="000000"/>
     </w:rPr>
     <w:tblPr>
       <w:tblStyleRowBandSize w:val="1"/>
@@ -17791,7 +17792,7 @@
       <w:rPr>
         <w:b/>
         <w:bCs/>
-        <w:color w:val="000000" w:themeColor="text1"/>
+        <w:color w:val="000000"/>
       </w:rPr>
       <w:tblPr/>
       <w:tcPr>
@@ -17800,7 +17801,7 @@
     </w:tblStylePr>
     <w:tblStylePr w:type="firstCol">
       <w:rPr>
-        <w:color w:val="FFFFFF" w:themeColor="background1"/>
+        <w:color w:val="000000"/>
       </w:rPr>
       <w:tblPr/>
       <w:tcPr>
@@ -17809,7 +17810,7 @@
     </w:tblStylePr>
     <w:tblStylePr w:type="lastCol">
       <w:rPr>
-        <w:color w:val="FFFFFF" w:themeColor="background1"/>
+        <w:color w:val="000000"/>
       </w:rPr>
       <w:tblPr/>
       <w:tcPr>
@@ -17838,7 +17839,7 @@
       <w:spacing w:after="0" w:line="240" w:lineRule="auto"/>
     </w:pPr>
     <w:rPr>
-      <w:color w:val="000000" w:themeColor="text1"/>
+      <w:color w:val="000000"/>
     </w:rPr>
     <w:tblPr>
       <w:tblStyleRowBandSize w:val="1"/>
@@ -17871,7 +17872,7 @@
       <w:rPr>
         <w:b/>
         <w:bCs/>
-        <w:color w:val="000000" w:themeColor="text1"/>
+        <w:color w:val="000000"/>
       </w:rPr>
       <w:tblPr/>
       <w:tcPr>
@@ -17880,7 +17881,7 @@
     </w:tblStylePr>
     <w:tblStylePr w:type="firstCol">
       <w:rPr>
-        <w:color w:val="FFFFFF" w:themeColor="background1"/>
+        <w:color w:val="000000"/>
       </w:rPr>
       <w:tblPr/>
       <w:tcPr>
@@ -17889,7 +17890,7 @@
     </w:tblStylePr>
     <w:tblStylePr w:type="lastCol">
       <w:rPr>
-        <w:color w:val="FFFFFF" w:themeColor="background1"/>
+        <w:color w:val="000000"/>
       </w:rPr>
       <w:tblPr/>
       <w:tcPr>
